--- a/AWS-NOTES/Virtual Private Cloud-II.docx
+++ b/AWS-NOTES/Virtual Private Cloud-II.docx
@@ -20,21 +20,57 @@
           <w:b/>
           <w:bCs/>
         </w:rPr>
-        <w:t>Virtual Private Cloud (VPC)</w:t>
-      </w:r>
-      <w:r>
+        <w:t>Virtual Private Cloud (VPC) Configuration</w:t>
+      </w:r>
+    </w:p>
+    <w:p>
+      <w:pPr>
+        <w:pStyle w:val="ListParagraph"/>
         <w:rPr>
           <w:b/>
           <w:bCs/>
-        </w:rPr>
-        <w:t xml:space="preserve"> </w:t>
-      </w:r>
+          <w:i/>
+          <w:iCs/>
+          <w:sz w:val="18"/>
+          <w:szCs w:val="18"/>
+          <w:u w:val="single"/>
+        </w:rPr>
+      </w:pPr>
       <w:r>
         <w:rPr>
           <w:b/>
           <w:bCs/>
-        </w:rPr>
-        <w:t>Configuration</w:t>
+          <w:i/>
+          <w:iCs/>
+          <w:sz w:val="18"/>
+          <w:szCs w:val="18"/>
+          <w:u w:val="single"/>
+        </w:rPr>
+        <w:t>(</w:t>
+      </w:r>
+      <w:r>
+        <w:rPr>
+          <w:b/>
+          <w:bCs/>
+          <w:i/>
+          <w:iCs/>
+          <w:sz w:val="18"/>
+          <w:szCs w:val="18"/>
+          <w:u w:val="single"/>
+        </w:rPr>
+        <w:t>Internet Gateway</w:t>
+      </w:r>
+      <w:r>
+        <w:rPr>
+          <w:b/>
+          <w:bCs/>
+          <w:i/>
+          <w:iCs/>
+          <w:sz w:val="18"/>
+          <w:szCs w:val="18"/>
+          <w:u w:val="single"/>
+        </w:rPr>
+        <w:t>)</w:t>
       </w:r>
     </w:p>
     <w:p>
@@ -309,21 +345,7 @@
           <w:sz w:val="20"/>
           <w:szCs w:val="20"/>
         </w:rPr>
-        <w:t>The main job of an Internet Gateway is to enable EC2 instances in a VPC to</w:t>
-      </w:r>
-      <w:r>
-        <w:rPr>
-          <w:sz w:val="20"/>
-          <w:szCs w:val="20"/>
-        </w:rPr>
-        <w:t xml:space="preserve"> </w:t>
-      </w:r>
-      <w:r>
-        <w:rPr>
-          <w:sz w:val="20"/>
-          <w:szCs w:val="20"/>
-        </w:rPr>
-        <w:t>communicate with the internet.</w:t>
+        <w:t>The main job of an Internet Gateway is to enable EC2 instances in a VPC to communicate with the internet.</w:t>
       </w:r>
     </w:p>
     <w:p>
@@ -433,11 +455,172 @@
     <w:p>
       <w:pPr>
         <w:pStyle w:val="ListParagraph"/>
+        <w:ind w:left="360"/>
+        <w:rPr>
+          <w:b/>
+          <w:bCs/>
+          <w:sz w:val="20"/>
+          <w:szCs w:val="20"/>
+        </w:rPr>
+      </w:pPr>
+      <w:r>
+        <w:rPr>
+          <w:b/>
+          <w:bCs/>
+          <w:sz w:val="20"/>
+          <w:szCs w:val="20"/>
+        </w:rPr>
+        <w:t>Inbound Traffic:</w:t>
+      </w:r>
+    </w:p>
+    <w:p>
+      <w:pPr>
+        <w:pStyle w:val="ListParagraph"/>
+        <w:numPr>
+          <w:ilvl w:val="0"/>
+          <w:numId w:val="12"/>
+        </w:numPr>
+        <w:rPr>
+          <w:sz w:val="20"/>
+          <w:szCs w:val="20"/>
+        </w:rPr>
+      </w:pPr>
+      <w:r>
+        <w:rPr>
+          <w:sz w:val="20"/>
+          <w:szCs w:val="20"/>
+        </w:rPr>
+        <w:t xml:space="preserve">Enables external users (e.g., browser clients) to </w:t>
+      </w:r>
+      <w:r>
+        <w:rPr>
+          <w:b/>
+          <w:bCs/>
+          <w:sz w:val="20"/>
+          <w:szCs w:val="20"/>
+        </w:rPr>
+        <w:t>connect to public-facing EC2 instances</w:t>
+      </w:r>
+      <w:r>
+        <w:rPr>
+          <w:sz w:val="20"/>
+          <w:szCs w:val="20"/>
+        </w:rPr>
+        <w:t xml:space="preserve"> (e.g., web servers)</w:t>
+      </w:r>
+      <w:r>
+        <w:rPr>
+          <w:sz w:val="20"/>
+          <w:szCs w:val="20"/>
+        </w:rPr>
+        <w:t xml:space="preserve"> </w:t>
+      </w:r>
+    </w:p>
+    <w:p>
+      <w:pPr>
+        <w:pStyle w:val="ListParagraph"/>
+        <w:ind w:left="360"/>
+        <w:rPr>
+          <w:sz w:val="20"/>
+          <w:szCs w:val="20"/>
+        </w:rPr>
+      </w:pPr>
+      <w:proofErr w:type="gramStart"/>
+      <w:r>
+        <w:rPr>
+          <w:b/>
+          <w:bCs/>
+          <w:sz w:val="20"/>
+          <w:szCs w:val="20"/>
+        </w:rPr>
+        <w:t>Note</w:t>
+      </w:r>
+      <w:r>
+        <w:rPr>
+          <w:sz w:val="20"/>
+          <w:szCs w:val="20"/>
+        </w:rPr>
+        <w:t>:-</w:t>
+      </w:r>
+      <w:proofErr w:type="gramEnd"/>
+      <w:r>
+        <w:rPr>
+          <w:sz w:val="20"/>
+          <w:szCs w:val="20"/>
+        </w:rPr>
+        <w:t xml:space="preserve">    1. </w:t>
+      </w:r>
+      <w:r>
+        <w:rPr>
+          <w:i/>
+          <w:iCs/>
+          <w:sz w:val="20"/>
+          <w:szCs w:val="20"/>
+        </w:rPr>
+        <w:t>Users from the internet can access the instance (e.g., access a web server via HTTP, or a Linux server via SSH) – only if allowed by security settings and public</w:t>
+      </w:r>
+      <w:r>
+        <w:rPr>
+          <w:i/>
+          <w:iCs/>
+          <w:sz w:val="20"/>
+          <w:szCs w:val="20"/>
+        </w:rPr>
+        <w:t xml:space="preserve"> </w:t>
+      </w:r>
+      <w:r>
+        <w:rPr>
+          <w:i/>
+          <w:iCs/>
+          <w:sz w:val="20"/>
+          <w:szCs w:val="20"/>
+        </w:rPr>
+        <w:t>IP</w:t>
+      </w:r>
+    </w:p>
+    <w:p>
+      <w:pPr>
+        <w:pStyle w:val="ListParagraph"/>
         <w:numPr>
           <w:ilvl w:val="0"/>
           <w:numId w:val="10"/>
         </w:numPr>
         <w:rPr>
+          <w:i/>
+          <w:iCs/>
+          <w:sz w:val="20"/>
+          <w:szCs w:val="20"/>
+        </w:rPr>
+      </w:pPr>
+      <w:r>
+        <w:rPr>
+          <w:i/>
+          <w:iCs/>
+          <w:sz w:val="20"/>
+          <w:szCs w:val="20"/>
+        </w:rPr>
+        <w:t>But just having an IGW is not enough. Certain other components need to work together to enable full internet access.</w:t>
+      </w:r>
+    </w:p>
+    <w:p>
+      <w:pPr>
+        <w:pStyle w:val="ListParagraph"/>
+        <w:rPr>
+          <w:i/>
+          <w:iCs/>
+          <w:sz w:val="20"/>
+          <w:szCs w:val="20"/>
+        </w:rPr>
+      </w:pPr>
+    </w:p>
+    <w:p>
+      <w:pPr>
+        <w:pStyle w:val="ListParagraph"/>
+        <w:numPr>
+          <w:ilvl w:val="0"/>
+          <w:numId w:val="29"/>
+        </w:numPr>
+        <w:rPr>
           <w:b/>
           <w:bCs/>
           <w:sz w:val="20"/>
@@ -451,547 +634,324 @@
           <w:sz w:val="20"/>
           <w:szCs w:val="20"/>
         </w:rPr>
-        <w:t>Inbound Traffic:</w:t>
+        <w:t>Public vs Private EC2 Instances</w:t>
       </w:r>
     </w:p>
-    <w:tbl>
-      <w:tblPr>
-        <w:tblW w:w="0" w:type="auto"/>
-        <w:tblCellSpacing w:w="15" w:type="dxa"/>
-        <w:tblCellMar>
-          <w:top w:w="15" w:type="dxa"/>
-          <w:left w:w="15" w:type="dxa"/>
-          <w:bottom w:w="15" w:type="dxa"/>
-          <w:right w:w="15" w:type="dxa"/>
-        </w:tblCellMar>
-        <w:tblLook w:val="04A0" w:firstRow="1" w:lastRow="0" w:firstColumn="1" w:lastColumn="0" w:noHBand="0" w:noVBand="1"/>
-      </w:tblPr>
-      <w:tblGrid>
-        <w:gridCol w:w="9026"/>
-      </w:tblGrid>
-      <w:tr>
-        <w:trPr>
-          <w:tblCellSpacing w:w="15" w:type="dxa"/>
-        </w:trPr>
-        <w:tc>
-          <w:tcPr>
-            <w:tcW w:w="0" w:type="auto"/>
-            <w:vAlign w:val="center"/>
-            <w:hideMark/>
-          </w:tcPr>
-          <w:p>
-            <w:pPr>
-              <w:pStyle w:val="ListParagraph"/>
-              <w:numPr>
-                <w:ilvl w:val="0"/>
-                <w:numId w:val="13"/>
-              </w:numPr>
-              <w:rPr>
-                <w:sz w:val="20"/>
-                <w:szCs w:val="20"/>
-              </w:rPr>
-            </w:pPr>
-            <w:r>
-              <w:rPr>
-                <w:sz w:val="20"/>
-                <w:szCs w:val="20"/>
-              </w:rPr>
-              <w:t xml:space="preserve">Enables external users (e.g., browser clients) to </w:t>
-            </w:r>
-            <w:r>
-              <w:rPr>
-                <w:b/>
-                <w:bCs/>
-                <w:sz w:val="20"/>
-                <w:szCs w:val="20"/>
-              </w:rPr>
-              <w:t>connect to public-facing EC2 instances</w:t>
-            </w:r>
-            <w:r>
-              <w:rPr>
-                <w:sz w:val="20"/>
-                <w:szCs w:val="20"/>
-              </w:rPr>
-              <w:t xml:space="preserve"> (e.g., web servers)</w:t>
-            </w:r>
-          </w:p>
-        </w:tc>
-      </w:tr>
-      <w:tr>
-        <w:trPr>
-          <w:tblCellSpacing w:w="15" w:type="dxa"/>
-        </w:trPr>
-        <w:tc>
-          <w:tcPr>
-            <w:tcW w:w="0" w:type="auto"/>
-            <w:vAlign w:val="center"/>
-          </w:tcPr>
-          <w:p>
-            <w:pPr>
-              <w:pStyle w:val="ListParagraph"/>
-              <w:ind w:left="0"/>
-              <w:rPr>
-                <w:i/>
-                <w:iCs/>
-                <w:sz w:val="20"/>
-                <w:szCs w:val="20"/>
-              </w:rPr>
-            </w:pPr>
-            <w:proofErr w:type="gramStart"/>
-            <w:r>
-              <w:rPr>
-                <w:b/>
-                <w:bCs/>
-                <w:sz w:val="20"/>
-                <w:szCs w:val="20"/>
-              </w:rPr>
-              <w:t>Note</w:t>
-            </w:r>
-            <w:r>
-              <w:rPr>
-                <w:sz w:val="20"/>
-                <w:szCs w:val="20"/>
-              </w:rPr>
-              <w:t>:-</w:t>
-            </w:r>
-            <w:proofErr w:type="gramEnd"/>
-            <w:r>
-              <w:rPr>
-                <w:sz w:val="20"/>
-                <w:szCs w:val="20"/>
-              </w:rPr>
-              <w:t xml:space="preserve">    1. </w:t>
-            </w:r>
-            <w:r>
-              <w:rPr>
-                <w:i/>
-                <w:iCs/>
-                <w:sz w:val="20"/>
-                <w:szCs w:val="20"/>
-              </w:rPr>
-              <w:t>Users from the internet can access the instance (e.g., access a web server via</w:t>
-            </w:r>
-            <w:r>
-              <w:rPr>
-                <w:i/>
-                <w:iCs/>
-                <w:sz w:val="20"/>
-                <w:szCs w:val="20"/>
-              </w:rPr>
-              <w:t xml:space="preserve"> </w:t>
-            </w:r>
-            <w:r>
-              <w:rPr>
-                <w:i/>
-                <w:iCs/>
-                <w:sz w:val="20"/>
-                <w:szCs w:val="20"/>
-              </w:rPr>
-              <w:t>HTTP, or a Linux server via SSH) – only if allowed by security settings and public</w:t>
-            </w:r>
-            <w:r>
-              <w:rPr>
-                <w:i/>
-                <w:iCs/>
-                <w:sz w:val="20"/>
-                <w:szCs w:val="20"/>
-              </w:rPr>
-              <w:t xml:space="preserve"> </w:t>
-            </w:r>
-            <w:r>
-              <w:rPr>
-                <w:i/>
-                <w:iCs/>
-                <w:sz w:val="20"/>
-                <w:szCs w:val="20"/>
-              </w:rPr>
-              <w:t>IP.</w:t>
-            </w:r>
-          </w:p>
-          <w:p>
-            <w:pPr>
-              <w:ind w:left="720"/>
-              <w:rPr>
-                <w:i/>
-                <w:iCs/>
-                <w:sz w:val="20"/>
-                <w:szCs w:val="20"/>
-              </w:rPr>
-            </w:pPr>
-            <w:r>
-              <w:rPr>
-                <w:i/>
-                <w:iCs/>
-                <w:sz w:val="20"/>
-                <w:szCs w:val="20"/>
-              </w:rPr>
-              <w:t xml:space="preserve">2. </w:t>
-            </w:r>
-            <w:r>
-              <w:rPr>
-                <w:i/>
-                <w:iCs/>
-                <w:sz w:val="20"/>
-                <w:szCs w:val="20"/>
-              </w:rPr>
-              <w:t>But just having an IGW is not enough. Certain other components need to work</w:t>
-            </w:r>
-            <w:r>
-              <w:rPr>
-                <w:i/>
-                <w:iCs/>
-                <w:sz w:val="20"/>
-                <w:szCs w:val="20"/>
-              </w:rPr>
-              <w:t xml:space="preserve"> </w:t>
-            </w:r>
-            <w:r>
-              <w:rPr>
-                <w:i/>
-                <w:iCs/>
-                <w:sz w:val="20"/>
-                <w:szCs w:val="20"/>
-              </w:rPr>
-              <w:t>together to enable full internet access.</w:t>
-            </w:r>
-          </w:p>
-          <w:p>
-            <w:pPr>
-              <w:pStyle w:val="ListParagraph"/>
-              <w:numPr>
-                <w:ilvl w:val="0"/>
-                <w:numId w:val="9"/>
-              </w:numPr>
-              <w:rPr>
-                <w:b/>
-                <w:bCs/>
-                <w:sz w:val="20"/>
-                <w:szCs w:val="20"/>
-              </w:rPr>
-            </w:pPr>
-            <w:r>
-              <w:rPr>
-                <w:b/>
-                <w:bCs/>
-                <w:sz w:val="20"/>
-                <w:szCs w:val="20"/>
-              </w:rPr>
-              <w:t>Public vs Private EC2 Instances</w:t>
-            </w:r>
-          </w:p>
-          <w:p>
-            <w:pPr>
-              <w:pStyle w:val="ListParagraph"/>
-              <w:numPr>
-                <w:ilvl w:val="0"/>
-                <w:numId w:val="16"/>
-              </w:numPr>
-              <w:ind w:left="720"/>
-              <w:rPr>
-                <w:sz w:val="20"/>
-                <w:szCs w:val="20"/>
-              </w:rPr>
-            </w:pPr>
-            <w:r>
-              <w:rPr>
-                <w:sz w:val="20"/>
-                <w:szCs w:val="20"/>
-              </w:rPr>
-              <w:t>In AWS networking, EC2 instances can be classified as public or private, based on</w:t>
-            </w:r>
-            <w:r>
-              <w:rPr>
-                <w:sz w:val="20"/>
-                <w:szCs w:val="20"/>
-              </w:rPr>
-              <w:t xml:space="preserve"> </w:t>
-            </w:r>
-            <w:r>
-              <w:rPr>
-                <w:sz w:val="20"/>
-                <w:szCs w:val="20"/>
-              </w:rPr>
-              <w:t>whether they can communicate with the internet directly.</w:t>
-            </w:r>
-          </w:p>
-          <w:p>
-            <w:pPr>
-              <w:pStyle w:val="ListParagraph"/>
-              <w:numPr>
-                <w:ilvl w:val="0"/>
-                <w:numId w:val="17"/>
-              </w:numPr>
-              <w:rPr>
-                <w:b/>
-                <w:bCs/>
-                <w:sz w:val="20"/>
-                <w:szCs w:val="20"/>
-              </w:rPr>
-            </w:pPr>
-            <w:r>
-              <w:rPr>
-                <w:b/>
-                <w:bCs/>
-                <w:sz w:val="20"/>
-                <w:szCs w:val="20"/>
-              </w:rPr>
-              <w:t>Public EC2 Instances</w:t>
-            </w:r>
-          </w:p>
-          <w:p>
-            <w:pPr>
-              <w:pStyle w:val="ListParagraph"/>
-              <w:numPr>
-                <w:ilvl w:val="0"/>
-                <w:numId w:val="18"/>
-              </w:numPr>
-              <w:rPr>
-                <w:b/>
-                <w:bCs/>
-                <w:i/>
-                <w:iCs/>
-                <w:sz w:val="20"/>
-                <w:szCs w:val="20"/>
-              </w:rPr>
-            </w:pPr>
-            <w:r>
-              <w:rPr>
-                <w:b/>
-                <w:bCs/>
-                <w:i/>
-                <w:iCs/>
-                <w:sz w:val="20"/>
-                <w:szCs w:val="20"/>
-              </w:rPr>
-              <w:t>These are instances that are:</w:t>
-            </w:r>
-          </w:p>
-          <w:p>
-            <w:pPr>
-              <w:pStyle w:val="ListParagraph"/>
-              <w:numPr>
-                <w:ilvl w:val="0"/>
-                <w:numId w:val="19"/>
-              </w:numPr>
-              <w:rPr>
-                <w:sz w:val="20"/>
-                <w:szCs w:val="20"/>
-              </w:rPr>
-            </w:pPr>
-            <w:r>
-              <w:rPr>
-                <w:sz w:val="20"/>
-                <w:szCs w:val="20"/>
-              </w:rPr>
-              <w:t xml:space="preserve">Placed in a </w:t>
-            </w:r>
-            <w:r>
-              <w:rPr>
-                <w:b/>
-                <w:bCs/>
-                <w:sz w:val="20"/>
-                <w:szCs w:val="20"/>
-              </w:rPr>
-              <w:t>subnet that has a route</w:t>
-            </w:r>
-            <w:r>
-              <w:rPr>
-                <w:sz w:val="20"/>
-                <w:szCs w:val="20"/>
-              </w:rPr>
-              <w:t xml:space="preserve"> to the Internet Gateway</w:t>
-            </w:r>
-          </w:p>
-          <w:p>
-            <w:pPr>
-              <w:pStyle w:val="ListParagraph"/>
-              <w:numPr>
-                <w:ilvl w:val="0"/>
-                <w:numId w:val="19"/>
-              </w:numPr>
-              <w:rPr>
-                <w:b/>
-                <w:bCs/>
-                <w:sz w:val="20"/>
-                <w:szCs w:val="20"/>
-              </w:rPr>
-            </w:pPr>
-            <w:r>
-              <w:rPr>
-                <w:sz w:val="20"/>
-                <w:szCs w:val="20"/>
-              </w:rPr>
-              <w:t xml:space="preserve">Assigned a </w:t>
-            </w:r>
-            <w:r>
-              <w:rPr>
-                <w:b/>
-                <w:bCs/>
-                <w:sz w:val="20"/>
-                <w:szCs w:val="20"/>
-              </w:rPr>
-              <w:t>public IP address or Elastic IP</w:t>
-            </w:r>
-          </w:p>
-          <w:p>
-            <w:pPr>
-              <w:pStyle w:val="ListParagraph"/>
-              <w:numPr>
-                <w:ilvl w:val="0"/>
-                <w:numId w:val="20"/>
-              </w:numPr>
-              <w:rPr>
-                <w:b/>
-                <w:bCs/>
-                <w:sz w:val="20"/>
-                <w:szCs w:val="20"/>
-              </w:rPr>
-            </w:pPr>
-            <w:r>
-              <w:rPr>
-                <w:b/>
-                <w:bCs/>
-                <w:sz w:val="20"/>
-                <w:szCs w:val="20"/>
-              </w:rPr>
-              <w:t>Purpose:</w:t>
-            </w:r>
-          </w:p>
-          <w:p>
-            <w:pPr>
-              <w:ind w:left="720"/>
-              <w:rPr>
-                <w:b/>
-                <w:bCs/>
-                <w:sz w:val="20"/>
-                <w:szCs w:val="20"/>
-              </w:rPr>
-            </w:pPr>
-            <w:r>
-              <w:rPr>
-                <w:sz w:val="20"/>
-                <w:szCs w:val="20"/>
-              </w:rPr>
-              <w:t>Public instances are used when the instance needs to be accessed directly from the</w:t>
-            </w:r>
-            <w:r>
-              <w:rPr>
-                <w:sz w:val="20"/>
-                <w:szCs w:val="20"/>
-              </w:rPr>
-              <w:t xml:space="preserve"> </w:t>
-            </w:r>
-            <w:r>
-              <w:rPr>
-                <w:sz w:val="20"/>
-                <w:szCs w:val="20"/>
-              </w:rPr>
-              <w:t>internet.</w:t>
-            </w:r>
-          </w:p>
-          <w:p>
-            <w:pPr>
-              <w:ind w:left="720"/>
-              <w:rPr>
-                <w:b/>
-                <w:bCs/>
-                <w:sz w:val="20"/>
-                <w:szCs w:val="20"/>
-              </w:rPr>
-            </w:pPr>
-            <w:r>
-              <w:rPr>
-                <w:b/>
-                <w:bCs/>
-                <w:sz w:val="20"/>
-                <w:szCs w:val="20"/>
-              </w:rPr>
-              <w:t>Examples:</w:t>
-            </w:r>
-          </w:p>
-          <w:p>
-            <w:pPr>
-              <w:pStyle w:val="ListParagraph"/>
-              <w:numPr>
-                <w:ilvl w:val="0"/>
-                <w:numId w:val="21"/>
-              </w:numPr>
-              <w:rPr>
-                <w:sz w:val="20"/>
-                <w:szCs w:val="20"/>
-              </w:rPr>
-            </w:pPr>
-            <w:r>
-              <w:rPr>
-                <w:sz w:val="20"/>
-                <w:szCs w:val="20"/>
-              </w:rPr>
-              <w:t>Web servers (e.g., hosting websites)</w:t>
-            </w:r>
-          </w:p>
-          <w:p>
-            <w:pPr>
-              <w:pStyle w:val="ListParagraph"/>
-              <w:numPr>
-                <w:ilvl w:val="0"/>
-                <w:numId w:val="21"/>
-              </w:numPr>
-              <w:rPr>
-                <w:sz w:val="20"/>
-                <w:szCs w:val="20"/>
-              </w:rPr>
-            </w:pPr>
-            <w:r>
-              <w:rPr>
-                <w:sz w:val="20"/>
-                <w:szCs w:val="20"/>
-              </w:rPr>
-              <w:t>Application frontends</w:t>
-            </w:r>
-          </w:p>
-          <w:p>
-            <w:pPr>
-              <w:pStyle w:val="ListParagraph"/>
-              <w:numPr>
-                <w:ilvl w:val="0"/>
-                <w:numId w:val="21"/>
-              </w:numPr>
-              <w:rPr>
-                <w:sz w:val="20"/>
-                <w:szCs w:val="20"/>
-              </w:rPr>
-            </w:pPr>
-            <w:r>
-              <w:rPr>
-                <w:sz w:val="20"/>
-                <w:szCs w:val="20"/>
-              </w:rPr>
-              <w:t>Load balancers</w:t>
-            </w:r>
-          </w:p>
-          <w:p>
-            <w:pPr>
-              <w:pStyle w:val="ListParagraph"/>
-              <w:numPr>
-                <w:ilvl w:val="0"/>
-                <w:numId w:val="21"/>
-              </w:numPr>
-              <w:rPr>
-                <w:sz w:val="20"/>
-                <w:szCs w:val="20"/>
-              </w:rPr>
-            </w:pPr>
-            <w:r>
-              <w:rPr>
-                <w:sz w:val="20"/>
-                <w:szCs w:val="20"/>
-              </w:rPr>
-              <w:t>Bastion hosts (for accessing private instances securely)</w:t>
-            </w:r>
-          </w:p>
-        </w:tc>
-      </w:tr>
-    </w:tbl>
+    <w:p>
+      <w:pPr>
+        <w:pStyle w:val="ListParagraph"/>
+        <w:numPr>
+          <w:ilvl w:val="0"/>
+          <w:numId w:val="30"/>
+        </w:numPr>
+        <w:rPr>
+          <w:b/>
+          <w:bCs/>
+          <w:sz w:val="20"/>
+          <w:szCs w:val="20"/>
+        </w:rPr>
+      </w:pPr>
+      <w:r>
+        <w:rPr>
+          <w:sz w:val="20"/>
+          <w:szCs w:val="20"/>
+        </w:rPr>
+        <w:t>In AWS networking, EC2 instances can be classified as public or private, based on</w:t>
+      </w:r>
+      <w:r>
+        <w:rPr>
+          <w:sz w:val="20"/>
+          <w:szCs w:val="20"/>
+        </w:rPr>
+        <w:t xml:space="preserve"> </w:t>
+      </w:r>
+      <w:r>
+        <w:rPr>
+          <w:sz w:val="20"/>
+          <w:szCs w:val="20"/>
+        </w:rPr>
+        <w:t>whether they can communicate with the internet directly.</w:t>
+      </w:r>
+    </w:p>
+    <w:p>
+      <w:pPr>
+        <w:pStyle w:val="ListParagraph"/>
+        <w:numPr>
+          <w:ilvl w:val="0"/>
+          <w:numId w:val="31"/>
+        </w:numPr>
+        <w:rPr>
+          <w:b/>
+          <w:bCs/>
+          <w:sz w:val="20"/>
+          <w:szCs w:val="20"/>
+        </w:rPr>
+      </w:pPr>
+      <w:r>
+        <w:rPr>
+          <w:b/>
+          <w:bCs/>
+          <w:sz w:val="20"/>
+          <w:szCs w:val="20"/>
+        </w:rPr>
+        <w:t>Public EC2 Instances</w:t>
+      </w:r>
+    </w:p>
+    <w:p>
+      <w:pPr>
+        <w:pStyle w:val="ListParagraph"/>
+        <w:numPr>
+          <w:ilvl w:val="0"/>
+          <w:numId w:val="18"/>
+        </w:numPr>
+        <w:rPr>
+          <w:b/>
+          <w:bCs/>
+          <w:i/>
+          <w:iCs/>
+          <w:sz w:val="20"/>
+          <w:szCs w:val="20"/>
+        </w:rPr>
+      </w:pPr>
+      <w:r>
+        <w:rPr>
+          <w:b/>
+          <w:bCs/>
+          <w:i/>
+          <w:iCs/>
+          <w:sz w:val="20"/>
+          <w:szCs w:val="20"/>
+        </w:rPr>
+        <w:t>These are instances that are:</w:t>
+      </w:r>
+    </w:p>
+    <w:p>
+      <w:pPr>
+        <w:pStyle w:val="ListParagraph"/>
+        <w:numPr>
+          <w:ilvl w:val="0"/>
+          <w:numId w:val="19"/>
+        </w:numPr>
+        <w:rPr>
+          <w:sz w:val="20"/>
+          <w:szCs w:val="20"/>
+        </w:rPr>
+      </w:pPr>
+      <w:r>
+        <w:rPr>
+          <w:sz w:val="20"/>
+          <w:szCs w:val="20"/>
+        </w:rPr>
+        <w:t xml:space="preserve">Placed in a </w:t>
+      </w:r>
+      <w:r>
+        <w:rPr>
+          <w:b/>
+          <w:bCs/>
+          <w:sz w:val="20"/>
+          <w:szCs w:val="20"/>
+        </w:rPr>
+        <w:t>subnet that has a route</w:t>
+      </w:r>
+      <w:r>
+        <w:rPr>
+          <w:sz w:val="20"/>
+          <w:szCs w:val="20"/>
+        </w:rPr>
+        <w:t xml:space="preserve"> to the Internet Gateway</w:t>
+      </w:r>
+    </w:p>
+    <w:p>
+      <w:pPr>
+        <w:pStyle w:val="ListParagraph"/>
+        <w:numPr>
+          <w:ilvl w:val="0"/>
+          <w:numId w:val="19"/>
+        </w:numPr>
+        <w:rPr>
+          <w:b/>
+          <w:bCs/>
+          <w:sz w:val="20"/>
+          <w:szCs w:val="20"/>
+        </w:rPr>
+      </w:pPr>
+      <w:r>
+        <w:rPr>
+          <w:sz w:val="20"/>
+          <w:szCs w:val="20"/>
+        </w:rPr>
+        <w:t xml:space="preserve">Assigned a </w:t>
+      </w:r>
+      <w:r>
+        <w:rPr>
+          <w:b/>
+          <w:bCs/>
+          <w:sz w:val="20"/>
+          <w:szCs w:val="20"/>
+        </w:rPr>
+        <w:t>public IP address or Elastic IP</w:t>
+      </w:r>
+    </w:p>
+    <w:p>
+      <w:pPr>
+        <w:pStyle w:val="ListParagraph"/>
+        <w:numPr>
+          <w:ilvl w:val="0"/>
+          <w:numId w:val="32"/>
+        </w:numPr>
+        <w:rPr>
+          <w:b/>
+          <w:bCs/>
+          <w:sz w:val="20"/>
+          <w:szCs w:val="20"/>
+        </w:rPr>
+      </w:pPr>
+      <w:r>
+        <w:rPr>
+          <w:b/>
+          <w:bCs/>
+          <w:sz w:val="20"/>
+          <w:szCs w:val="20"/>
+        </w:rPr>
+        <w:t>Purpose:</w:t>
+      </w:r>
+    </w:p>
+    <w:p>
+      <w:pPr>
+        <w:pStyle w:val="ListParagraph"/>
+        <w:numPr>
+          <w:ilvl w:val="0"/>
+          <w:numId w:val="33"/>
+        </w:numPr>
+        <w:rPr>
+          <w:b/>
+          <w:bCs/>
+          <w:sz w:val="20"/>
+          <w:szCs w:val="20"/>
+        </w:rPr>
+      </w:pPr>
+      <w:r>
+        <w:rPr>
+          <w:sz w:val="20"/>
+          <w:szCs w:val="20"/>
+        </w:rPr>
+        <w:t>Public instances are used when the instance needs to be accessed directly from the internet.</w:t>
+      </w:r>
+    </w:p>
+    <w:p>
+      <w:pPr>
+        <w:ind w:left="720"/>
+        <w:rPr>
+          <w:b/>
+          <w:bCs/>
+          <w:sz w:val="20"/>
+          <w:szCs w:val="20"/>
+        </w:rPr>
+      </w:pPr>
+      <w:r>
+        <w:rPr>
+          <w:b/>
+          <w:bCs/>
+          <w:sz w:val="20"/>
+          <w:szCs w:val="20"/>
+        </w:rPr>
+        <w:t>Examples:</w:t>
+      </w:r>
+    </w:p>
+    <w:p>
+      <w:pPr>
+        <w:pStyle w:val="ListParagraph"/>
+        <w:numPr>
+          <w:ilvl w:val="0"/>
+          <w:numId w:val="33"/>
+        </w:numPr>
+        <w:rPr>
+          <w:sz w:val="20"/>
+          <w:szCs w:val="20"/>
+        </w:rPr>
+      </w:pPr>
+      <w:r>
+        <w:rPr>
+          <w:sz w:val="20"/>
+          <w:szCs w:val="20"/>
+        </w:rPr>
+        <w:t>Web servers (e.g., hosting websites)</w:t>
+      </w:r>
+    </w:p>
+    <w:p>
+      <w:pPr>
+        <w:pStyle w:val="ListParagraph"/>
+        <w:numPr>
+          <w:ilvl w:val="0"/>
+          <w:numId w:val="33"/>
+        </w:numPr>
+        <w:rPr>
+          <w:sz w:val="20"/>
+          <w:szCs w:val="20"/>
+        </w:rPr>
+      </w:pPr>
+      <w:r>
+        <w:rPr>
+          <w:sz w:val="20"/>
+          <w:szCs w:val="20"/>
+        </w:rPr>
+        <w:t>Application frontends</w:t>
+      </w:r>
+    </w:p>
+    <w:p>
+      <w:pPr>
+        <w:pStyle w:val="ListParagraph"/>
+        <w:numPr>
+          <w:ilvl w:val="0"/>
+          <w:numId w:val="33"/>
+        </w:numPr>
+        <w:rPr>
+          <w:sz w:val="20"/>
+          <w:szCs w:val="20"/>
+        </w:rPr>
+      </w:pPr>
+      <w:r>
+        <w:rPr>
+          <w:sz w:val="20"/>
+          <w:szCs w:val="20"/>
+        </w:rPr>
+        <w:t>Load balancers</w:t>
+      </w:r>
+    </w:p>
+    <w:p>
+      <w:pPr>
+        <w:pStyle w:val="ListParagraph"/>
+        <w:numPr>
+          <w:ilvl w:val="0"/>
+          <w:numId w:val="33"/>
+        </w:numPr>
+        <w:rPr>
+          <w:b/>
+          <w:bCs/>
+          <w:sz w:val="20"/>
+          <w:szCs w:val="20"/>
+        </w:rPr>
+      </w:pPr>
+      <w:r>
+        <w:rPr>
+          <w:sz w:val="20"/>
+          <w:szCs w:val="20"/>
+        </w:rPr>
+        <w:t>Bastion hosts (for accessing private instances securely)</w:t>
+      </w:r>
+    </w:p>
+    <w:p>
+      <w:pPr>
+        <w:pStyle w:val="ListParagraph"/>
+        <w:ind w:left="1080"/>
+        <w:rPr>
+          <w:b/>
+          <w:bCs/>
+          <w:sz w:val="20"/>
+          <w:szCs w:val="20"/>
+        </w:rPr>
+      </w:pPr>
+    </w:p>
     <w:p>
       <w:pPr>
         <w:pStyle w:val="ListParagraph"/>
@@ -1426,16 +1386,16 @@
               <w:rPr>
                 <w:b/>
                 <w:bCs/>
-                <w:sz w:val="22"/>
-                <w:szCs w:val="22"/>
+                <w:sz w:val="20"/>
+                <w:szCs w:val="20"/>
               </w:rPr>
             </w:pPr>
             <w:r>
               <w:rPr>
                 <w:b/>
                 <w:bCs/>
-                <w:sz w:val="22"/>
-                <w:szCs w:val="22"/>
+                <w:sz w:val="20"/>
+                <w:szCs w:val="20"/>
               </w:rPr>
               <w:t>Web Server (EC2)</w:t>
             </w:r>
@@ -1450,18 +1410,14 @@
               <w:pStyle w:val="ListParagraph"/>
               <w:ind w:left="0"/>
               <w:rPr>
-                <w:b/>
-                <w:bCs/>
-                <w:sz w:val="22"/>
-                <w:szCs w:val="22"/>
+                <w:sz w:val="20"/>
+                <w:szCs w:val="20"/>
               </w:rPr>
             </w:pPr>
             <w:r>
               <w:rPr>
-                <w:b/>
-                <w:bCs/>
-                <w:sz w:val="22"/>
-                <w:szCs w:val="22"/>
+                <w:sz w:val="20"/>
+                <w:szCs w:val="20"/>
               </w:rPr>
               <w:t>Public Subnet</w:t>
             </w:r>
@@ -1474,18 +1430,14 @@
           <w:p>
             <w:pPr>
               <w:rPr>
-                <w:b/>
-                <w:bCs/>
-                <w:sz w:val="22"/>
-                <w:szCs w:val="22"/>
+                <w:sz w:val="20"/>
+                <w:szCs w:val="20"/>
               </w:rPr>
             </w:pPr>
             <w:r>
               <w:rPr>
-                <w:b/>
-                <w:bCs/>
-                <w:sz w:val="22"/>
-                <w:szCs w:val="22"/>
+                <w:sz w:val="20"/>
+                <w:szCs w:val="20"/>
               </w:rPr>
               <w:t>Receives traffic from</w:t>
             </w:r>
@@ -1495,18 +1447,14 @@
               <w:pStyle w:val="ListParagraph"/>
               <w:ind w:left="0"/>
               <w:rPr>
-                <w:b/>
-                <w:bCs/>
-                <w:sz w:val="22"/>
-                <w:szCs w:val="22"/>
+                <w:sz w:val="20"/>
+                <w:szCs w:val="20"/>
               </w:rPr>
             </w:pPr>
             <w:r>
               <w:rPr>
-                <w:b/>
-                <w:bCs/>
-                <w:sz w:val="22"/>
-                <w:szCs w:val="22"/>
+                <w:sz w:val="20"/>
+                <w:szCs w:val="20"/>
               </w:rPr>
               <w:t>the internet</w:t>
             </w:r>
@@ -1528,16 +1476,16 @@
               <w:rPr>
                 <w:b/>
                 <w:bCs/>
-                <w:sz w:val="22"/>
-                <w:szCs w:val="22"/>
+                <w:sz w:val="20"/>
+                <w:szCs w:val="20"/>
               </w:rPr>
             </w:pPr>
             <w:r>
               <w:rPr>
                 <w:b/>
                 <w:bCs/>
-                <w:sz w:val="22"/>
-                <w:szCs w:val="22"/>
+                <w:sz w:val="20"/>
+                <w:szCs w:val="20"/>
               </w:rPr>
               <w:t>Application Server</w:t>
             </w:r>
@@ -1552,18 +1500,14 @@
               <w:pStyle w:val="ListParagraph"/>
               <w:ind w:left="0"/>
               <w:rPr>
-                <w:b/>
-                <w:bCs/>
-                <w:sz w:val="22"/>
-                <w:szCs w:val="22"/>
+                <w:sz w:val="20"/>
+                <w:szCs w:val="20"/>
               </w:rPr>
             </w:pPr>
             <w:r>
               <w:rPr>
-                <w:b/>
-                <w:bCs/>
-                <w:sz w:val="22"/>
-                <w:szCs w:val="22"/>
+                <w:sz w:val="20"/>
+                <w:szCs w:val="20"/>
               </w:rPr>
               <w:t>Private Subnet</w:t>
             </w:r>
@@ -1576,18 +1520,14 @@
           <w:p>
             <w:pPr>
               <w:rPr>
-                <w:b/>
-                <w:bCs/>
-                <w:sz w:val="22"/>
-                <w:szCs w:val="22"/>
+                <w:sz w:val="20"/>
+                <w:szCs w:val="20"/>
               </w:rPr>
             </w:pPr>
             <w:r>
               <w:rPr>
-                <w:b/>
-                <w:bCs/>
-                <w:sz w:val="22"/>
-                <w:szCs w:val="22"/>
+                <w:sz w:val="20"/>
+                <w:szCs w:val="20"/>
               </w:rPr>
               <w:t>Processes logic; not</w:t>
             </w:r>
@@ -1597,18 +1537,14 @@
               <w:pStyle w:val="ListParagraph"/>
               <w:ind w:left="0"/>
               <w:rPr>
-                <w:b/>
-                <w:bCs/>
-                <w:sz w:val="22"/>
-                <w:szCs w:val="22"/>
+                <w:sz w:val="20"/>
+                <w:szCs w:val="20"/>
               </w:rPr>
             </w:pPr>
             <w:r>
               <w:rPr>
-                <w:b/>
-                <w:bCs/>
-                <w:sz w:val="22"/>
-                <w:szCs w:val="22"/>
+                <w:sz w:val="20"/>
+                <w:szCs w:val="20"/>
               </w:rPr>
               <w:t>directly accessible</w:t>
             </w:r>
@@ -1630,11 +1566,17 @@
               <w:rPr>
                 <w:b/>
                 <w:bCs/>
-                <w:sz w:val="22"/>
-                <w:szCs w:val="22"/>
+                <w:sz w:val="20"/>
+                <w:szCs w:val="20"/>
               </w:rPr>
             </w:pPr>
             <w:r>
+              <w:rPr>
+                <w:b/>
+                <w:bCs/>
+                <w:sz w:val="20"/>
+                <w:szCs w:val="20"/>
+              </w:rPr>
               <w:t>Database Server</w:t>
             </w:r>
           </w:p>
@@ -1648,13 +1590,15 @@
               <w:pStyle w:val="ListParagraph"/>
               <w:ind w:left="0"/>
               <w:rPr>
-                <w:b/>
-                <w:bCs/>
-                <w:sz w:val="22"/>
-                <w:szCs w:val="22"/>
+                <w:sz w:val="20"/>
+                <w:szCs w:val="20"/>
               </w:rPr>
             </w:pPr>
             <w:r>
+              <w:rPr>
+                <w:sz w:val="20"/>
+                <w:szCs w:val="20"/>
+              </w:rPr>
               <w:t xml:space="preserve">Private Subnet </w:t>
             </w:r>
           </w:p>
@@ -1668,13 +1612,15 @@
               <w:pStyle w:val="ListParagraph"/>
               <w:ind w:left="0"/>
               <w:rPr>
-                <w:b/>
-                <w:bCs/>
-                <w:sz w:val="22"/>
-                <w:szCs w:val="22"/>
+                <w:sz w:val="20"/>
+                <w:szCs w:val="20"/>
               </w:rPr>
             </w:pPr>
             <w:r>
+              <w:rPr>
+                <w:sz w:val="20"/>
+                <w:szCs w:val="20"/>
+              </w:rPr>
               <w:t>Stores data; highly</w:t>
             </w:r>
           </w:p>
@@ -1695,16 +1641,16 @@
               <w:rPr>
                 <w:b/>
                 <w:bCs/>
-                <w:sz w:val="22"/>
-                <w:szCs w:val="22"/>
+                <w:sz w:val="20"/>
+                <w:szCs w:val="20"/>
               </w:rPr>
             </w:pPr>
             <w:r>
               <w:rPr>
                 <w:b/>
                 <w:bCs/>
-                <w:sz w:val="22"/>
-                <w:szCs w:val="22"/>
+                <w:sz w:val="20"/>
+                <w:szCs w:val="20"/>
               </w:rPr>
               <w:t>Internet Gateway</w:t>
             </w:r>
@@ -1719,18 +1665,14 @@
               <w:pStyle w:val="ListParagraph"/>
               <w:ind w:left="0"/>
               <w:rPr>
-                <w:b/>
-                <w:bCs/>
-                <w:sz w:val="22"/>
-                <w:szCs w:val="22"/>
+                <w:sz w:val="20"/>
+                <w:szCs w:val="20"/>
               </w:rPr>
             </w:pPr>
             <w:r>
               <w:rPr>
-                <w:b/>
-                <w:bCs/>
-                <w:sz w:val="22"/>
-                <w:szCs w:val="22"/>
+                <w:sz w:val="20"/>
+                <w:szCs w:val="20"/>
               </w:rPr>
               <w:t>VPC</w:t>
             </w:r>
@@ -1743,18 +1685,14 @@
           <w:p>
             <w:pPr>
               <w:rPr>
-                <w:b/>
-                <w:bCs/>
-                <w:sz w:val="22"/>
-                <w:szCs w:val="22"/>
+                <w:sz w:val="20"/>
+                <w:szCs w:val="20"/>
               </w:rPr>
             </w:pPr>
             <w:r>
               <w:rPr>
-                <w:b/>
-                <w:bCs/>
-                <w:sz w:val="22"/>
-                <w:szCs w:val="22"/>
+                <w:sz w:val="20"/>
+                <w:szCs w:val="20"/>
               </w:rPr>
               <w:t>Public internet access</w:t>
             </w:r>
@@ -1764,18 +1702,14 @@
               <w:pStyle w:val="ListParagraph"/>
               <w:ind w:left="0"/>
               <w:rPr>
-                <w:b/>
-                <w:bCs/>
-                <w:sz w:val="22"/>
-                <w:szCs w:val="22"/>
+                <w:sz w:val="20"/>
+                <w:szCs w:val="20"/>
               </w:rPr>
             </w:pPr>
             <w:r>
               <w:rPr>
-                <w:b/>
-                <w:bCs/>
-                <w:sz w:val="22"/>
-                <w:szCs w:val="22"/>
+                <w:sz w:val="20"/>
+                <w:szCs w:val="20"/>
               </w:rPr>
               <w:t>for public subnet</w:t>
             </w:r>
@@ -1795,16 +1729,16 @@
               <w:rPr>
                 <w:b/>
                 <w:bCs/>
-                <w:sz w:val="22"/>
-                <w:szCs w:val="22"/>
+                <w:sz w:val="20"/>
+                <w:szCs w:val="20"/>
               </w:rPr>
             </w:pPr>
             <w:r>
               <w:rPr>
                 <w:b/>
                 <w:bCs/>
-                <w:sz w:val="22"/>
-                <w:szCs w:val="22"/>
+                <w:sz w:val="20"/>
+                <w:szCs w:val="20"/>
               </w:rPr>
               <w:t>NAT Gateway</w:t>
             </w:r>
@@ -1816,16 +1750,16 @@
               <w:rPr>
                 <w:b/>
                 <w:bCs/>
-                <w:sz w:val="22"/>
-                <w:szCs w:val="22"/>
+                <w:sz w:val="20"/>
+                <w:szCs w:val="20"/>
               </w:rPr>
             </w:pPr>
             <w:r>
               <w:rPr>
                 <w:b/>
                 <w:bCs/>
-                <w:sz w:val="22"/>
-                <w:szCs w:val="22"/>
+                <w:sz w:val="20"/>
+                <w:szCs w:val="20"/>
               </w:rPr>
               <w:t>(optional)</w:t>
             </w:r>
@@ -1840,18 +1774,14 @@
               <w:pStyle w:val="ListParagraph"/>
               <w:ind w:left="0"/>
               <w:rPr>
-                <w:b/>
-                <w:bCs/>
-                <w:sz w:val="22"/>
-                <w:szCs w:val="22"/>
+                <w:sz w:val="20"/>
+                <w:szCs w:val="20"/>
               </w:rPr>
             </w:pPr>
             <w:r>
               <w:rPr>
-                <w:b/>
-                <w:bCs/>
-                <w:sz w:val="22"/>
-                <w:szCs w:val="22"/>
+                <w:sz w:val="20"/>
+                <w:szCs w:val="20"/>
               </w:rPr>
               <w:t>Public Subnet</w:t>
             </w:r>
@@ -1864,56 +1794,16 @@
           <w:p>
             <w:pPr>
               <w:rPr>
-                <w:b/>
-                <w:bCs/>
-                <w:sz w:val="22"/>
-                <w:szCs w:val="22"/>
+                <w:sz w:val="20"/>
+                <w:szCs w:val="20"/>
               </w:rPr>
             </w:pPr>
             <w:r>
               <w:rPr>
-                <w:b/>
-                <w:bCs/>
-                <w:sz w:val="22"/>
-                <w:szCs w:val="22"/>
+                <w:sz w:val="20"/>
+                <w:szCs w:val="20"/>
               </w:rPr>
-              <w:t>Enables internet</w:t>
-            </w:r>
-            <w:r>
-              <w:rPr>
-                <w:b/>
-                <w:bCs/>
-                <w:sz w:val="22"/>
-                <w:szCs w:val="22"/>
-              </w:rPr>
-              <w:t xml:space="preserve"> </w:t>
-            </w:r>
-            <w:r>
-              <w:rPr>
-                <w:b/>
-                <w:bCs/>
-                <w:sz w:val="22"/>
-                <w:szCs w:val="22"/>
-              </w:rPr>
-              <w:t>access for private</w:t>
-            </w:r>
-            <w:r>
-              <w:rPr>
-                <w:b/>
-                <w:bCs/>
-                <w:sz w:val="22"/>
-                <w:szCs w:val="22"/>
-              </w:rPr>
-              <w:t xml:space="preserve"> </w:t>
-            </w:r>
-            <w:r>
-              <w:rPr>
-                <w:b/>
-                <w:bCs/>
-                <w:sz w:val="22"/>
-                <w:szCs w:val="22"/>
-              </w:rPr>
-              <w:t>instances</w:t>
+              <w:t>Enables internet access for private instances</w:t>
             </w:r>
           </w:p>
         </w:tc>
@@ -2016,6 +1906,119 @@
 <file path=word/numbering.xml><?xml version="1.0" encoding="utf-8"?>
 <w:numbering xmlns:wpc="http://schemas.microsoft.com/office/word/2010/wordprocessingCanvas" xmlns:cx="http://schemas.microsoft.com/office/drawing/2014/chartex" xmlns:cx1="http://schemas.microsoft.com/office/drawing/2015/9/8/chartex" xmlns:cx2="http://schemas.microsoft.com/office/drawing/2015/10/21/chartex" xmlns:cx3="http://schemas.microsoft.com/office/drawing/2016/5/9/chartex" xmlns:cx4="http://schemas.microsoft.com/office/drawing/2016/5/10/chartex" xmlns:cx5="http://schemas.microsoft.com/office/drawing/2016/5/11/chartex" xmlns:cx6="http://schemas.microsoft.com/office/drawing/2016/5/12/chartex" xmlns:cx7="http://schemas.microsoft.com/office/drawing/2016/5/13/chartex" xmlns:cx8="http://schemas.microsoft.com/office/drawing/2016/5/14/chartex" xmlns:mc="http://schemas.openxmlformats.org/markup-compatibility/2006" xmlns:aink="http://schemas.microsoft.com/office/drawing/2016/ink" xmlns:am3d="http://schemas.microsoft.com/office/drawing/2017/model3d" xmlns:o="urn:schemas-microsoft-com:office:office" xmlns:oel="http://schemas.microsoft.com/office/2019/extlst" xmlns:r="http://schemas.openxmlformats.org/officeDocument/2006/relationships" xmlns:m="http://schemas.openxmlformats.org/officeDocument/2006/math" xmlns:v="urn:schemas-microsoft-com:vml" xmlns:wp14="http://schemas.microsoft.com/office/word/2010/wordprocessingDrawing" xmlns:wp="http://schemas.openxmlformats.org/drawingml/2006/wordprocessingDrawing" xmlns:w10="urn:schemas-microsoft-com:office:word" xmlns:w="http://schemas.openxmlformats.org/wordprocessingml/2006/main" xmlns:w14="http://schemas.microsoft.com/office/word/2010/wordml" xmlns:w15="http://schemas.microsoft.com/office/word/2012/wordml" xmlns:w16cex="http://schemas.microsoft.com/office/word/2018/wordml/cex" xmlns:w16cid="http://schemas.microsoft.com/office/word/2016/wordml/cid" xmlns:w16="http://schemas.microsoft.com/office/word/2018/wordml" xmlns:w16du="http://schemas.microsoft.com/office/word/2023/wordml/word16du" xmlns:w16sdtdh="http://schemas.microsoft.com/office/word/2020/wordml/sdtdatahash" xmlns:w16sdtfl="http://schemas.microsoft.com/office/word/2024/wordml/sdtformatlock" xmlns:w16se="http://schemas.microsoft.com/office/word/2015/wordml/symex" xmlns:wpg="http://schemas.microsoft.com/office/word/2010/wordprocessingGroup" xmlns:wpi="http://schemas.microsoft.com/office/word/2010/wordprocessingInk" xmlns:wne="http://schemas.microsoft.com/office/word/2006/wordml" xmlns:wps="http://schemas.microsoft.com/office/word/2010/wordprocessingShape" mc:Ignorable="w14 w15 w16se w16cid w16 w16cex w16sdtdh w16sdtfl w16du wp14">
   <w:abstractNum w:abstractNumId="0" w15:restartNumberingAfterBreak="0">
+    <w:nsid w:val="032971D1"/>
+    <w:multiLevelType w:val="hybridMultilevel"/>
+    <w:tmpl w:val="5AF253DA"/>
+    <w:lvl w:ilvl="0" w:tplc="40090005">
+      <w:start w:val="1"/>
+      <w:numFmt w:val="bullet"/>
+      <w:lvlText w:val=""/>
+      <w:lvlJc w:val="left"/>
+      <w:pPr>
+        <w:ind w:left="1080" w:hanging="360"/>
+      </w:pPr>
+      <w:rPr>
+        <w:rFonts w:ascii="Wingdings" w:hAnsi="Wingdings" w:hint="default"/>
+      </w:rPr>
+    </w:lvl>
+    <w:lvl w:ilvl="1" w:tplc="FFFFFFFF" w:tentative="1">
+      <w:start w:val="1"/>
+      <w:numFmt w:val="bullet"/>
+      <w:lvlText w:val="o"/>
+      <w:lvlJc w:val="left"/>
+      <w:pPr>
+        <w:ind w:left="1800" w:hanging="360"/>
+      </w:pPr>
+      <w:rPr>
+        <w:rFonts w:ascii="Courier New" w:hAnsi="Courier New" w:cs="Courier New" w:hint="default"/>
+      </w:rPr>
+    </w:lvl>
+    <w:lvl w:ilvl="2" w:tplc="FFFFFFFF" w:tentative="1">
+      <w:start w:val="1"/>
+      <w:numFmt w:val="bullet"/>
+      <w:lvlText w:val=""/>
+      <w:lvlJc w:val="left"/>
+      <w:pPr>
+        <w:ind w:left="2520" w:hanging="360"/>
+      </w:pPr>
+      <w:rPr>
+        <w:rFonts w:ascii="Wingdings" w:hAnsi="Wingdings" w:hint="default"/>
+      </w:rPr>
+    </w:lvl>
+    <w:lvl w:ilvl="3" w:tplc="FFFFFFFF" w:tentative="1">
+      <w:start w:val="1"/>
+      <w:numFmt w:val="bullet"/>
+      <w:lvlText w:val=""/>
+      <w:lvlJc w:val="left"/>
+      <w:pPr>
+        <w:ind w:left="3240" w:hanging="360"/>
+      </w:pPr>
+      <w:rPr>
+        <w:rFonts w:ascii="Symbol" w:hAnsi="Symbol" w:hint="default"/>
+      </w:rPr>
+    </w:lvl>
+    <w:lvl w:ilvl="4" w:tplc="FFFFFFFF" w:tentative="1">
+      <w:start w:val="1"/>
+      <w:numFmt w:val="bullet"/>
+      <w:lvlText w:val="o"/>
+      <w:lvlJc w:val="left"/>
+      <w:pPr>
+        <w:ind w:left="3960" w:hanging="360"/>
+      </w:pPr>
+      <w:rPr>
+        <w:rFonts w:ascii="Courier New" w:hAnsi="Courier New" w:cs="Courier New" w:hint="default"/>
+      </w:rPr>
+    </w:lvl>
+    <w:lvl w:ilvl="5" w:tplc="FFFFFFFF" w:tentative="1">
+      <w:start w:val="1"/>
+      <w:numFmt w:val="bullet"/>
+      <w:lvlText w:val=""/>
+      <w:lvlJc w:val="left"/>
+      <w:pPr>
+        <w:ind w:left="4680" w:hanging="360"/>
+      </w:pPr>
+      <w:rPr>
+        <w:rFonts w:ascii="Wingdings" w:hAnsi="Wingdings" w:hint="default"/>
+      </w:rPr>
+    </w:lvl>
+    <w:lvl w:ilvl="6" w:tplc="FFFFFFFF" w:tentative="1">
+      <w:start w:val="1"/>
+      <w:numFmt w:val="bullet"/>
+      <w:lvlText w:val=""/>
+      <w:lvlJc w:val="left"/>
+      <w:pPr>
+        <w:ind w:left="5400" w:hanging="360"/>
+      </w:pPr>
+      <w:rPr>
+        <w:rFonts w:ascii="Symbol" w:hAnsi="Symbol" w:hint="default"/>
+      </w:rPr>
+    </w:lvl>
+    <w:lvl w:ilvl="7" w:tplc="FFFFFFFF" w:tentative="1">
+      <w:start w:val="1"/>
+      <w:numFmt w:val="bullet"/>
+      <w:lvlText w:val="o"/>
+      <w:lvlJc w:val="left"/>
+      <w:pPr>
+        <w:ind w:left="6120" w:hanging="360"/>
+      </w:pPr>
+      <w:rPr>
+        <w:rFonts w:ascii="Courier New" w:hAnsi="Courier New" w:cs="Courier New" w:hint="default"/>
+      </w:rPr>
+    </w:lvl>
+    <w:lvl w:ilvl="8" w:tplc="FFFFFFFF" w:tentative="1">
+      <w:start w:val="1"/>
+      <w:numFmt w:val="bullet"/>
+      <w:lvlText w:val=""/>
+      <w:lvlJc w:val="left"/>
+      <w:pPr>
+        <w:ind w:left="6840" w:hanging="360"/>
+      </w:pPr>
+      <w:rPr>
+        <w:rFonts w:ascii="Wingdings" w:hAnsi="Wingdings" w:hint="default"/>
+      </w:rPr>
+    </w:lvl>
+  </w:abstractNum>
+  <w:abstractNum w:abstractNumId="1" w15:restartNumberingAfterBreak="0">
     <w:nsid w:val="03A74CCE"/>
     <w:multiLevelType w:val="hybridMultilevel"/>
     <w:tmpl w:val="8898C1E6"/>
@@ -2128,7 +2131,7 @@
       </w:rPr>
     </w:lvl>
   </w:abstractNum>
-  <w:abstractNum w:abstractNumId="1" w15:restartNumberingAfterBreak="0">
+  <w:abstractNum w:abstractNumId="2" w15:restartNumberingAfterBreak="0">
     <w:nsid w:val="053D36D9"/>
     <w:multiLevelType w:val="hybridMultilevel"/>
     <w:tmpl w:val="A168B7D6"/>
@@ -2241,7 +2244,7 @@
       </w:rPr>
     </w:lvl>
   </w:abstractNum>
-  <w:abstractNum w:abstractNumId="2" w15:restartNumberingAfterBreak="0">
+  <w:abstractNum w:abstractNumId="3" w15:restartNumberingAfterBreak="0">
     <w:nsid w:val="069D6B26"/>
     <w:multiLevelType w:val="hybridMultilevel"/>
     <w:tmpl w:val="9C96C586"/>
@@ -2354,7 +2357,96 @@
       </w:rPr>
     </w:lvl>
   </w:abstractNum>
-  <w:abstractNum w:abstractNumId="3" w15:restartNumberingAfterBreak="0">
+  <w:abstractNum w:abstractNumId="4" w15:restartNumberingAfterBreak="0">
+    <w:nsid w:val="070D3981"/>
+    <w:multiLevelType w:val="hybridMultilevel"/>
+    <w:tmpl w:val="DF80BCA6"/>
+    <w:lvl w:ilvl="0" w:tplc="4009000D">
+      <w:start w:val="1"/>
+      <w:numFmt w:val="bullet"/>
+      <w:lvlText w:val=""/>
+      <w:lvlJc w:val="left"/>
+      <w:pPr>
+        <w:ind w:left="720" w:hanging="360"/>
+      </w:pPr>
+      <w:rPr>
+        <w:rFonts w:ascii="Wingdings" w:hAnsi="Wingdings" w:hint="default"/>
+      </w:rPr>
+    </w:lvl>
+    <w:lvl w:ilvl="1" w:tplc="FFFFFFFF" w:tentative="1">
+      <w:start w:val="1"/>
+      <w:numFmt w:val="lowerLetter"/>
+      <w:lvlText w:val="%2."/>
+      <w:lvlJc w:val="left"/>
+      <w:pPr>
+        <w:ind w:left="1440" w:hanging="360"/>
+      </w:pPr>
+    </w:lvl>
+    <w:lvl w:ilvl="2" w:tplc="FFFFFFFF" w:tentative="1">
+      <w:start w:val="1"/>
+      <w:numFmt w:val="lowerRoman"/>
+      <w:lvlText w:val="%3."/>
+      <w:lvlJc w:val="right"/>
+      <w:pPr>
+        <w:ind w:left="2160" w:hanging="180"/>
+      </w:pPr>
+    </w:lvl>
+    <w:lvl w:ilvl="3" w:tplc="FFFFFFFF" w:tentative="1">
+      <w:start w:val="1"/>
+      <w:numFmt w:val="decimal"/>
+      <w:lvlText w:val="%4."/>
+      <w:lvlJc w:val="left"/>
+      <w:pPr>
+        <w:ind w:left="2880" w:hanging="360"/>
+      </w:pPr>
+    </w:lvl>
+    <w:lvl w:ilvl="4" w:tplc="FFFFFFFF" w:tentative="1">
+      <w:start w:val="1"/>
+      <w:numFmt w:val="lowerLetter"/>
+      <w:lvlText w:val="%5."/>
+      <w:lvlJc w:val="left"/>
+      <w:pPr>
+        <w:ind w:left="3600" w:hanging="360"/>
+      </w:pPr>
+    </w:lvl>
+    <w:lvl w:ilvl="5" w:tplc="FFFFFFFF" w:tentative="1">
+      <w:start w:val="1"/>
+      <w:numFmt w:val="lowerRoman"/>
+      <w:lvlText w:val="%6."/>
+      <w:lvlJc w:val="right"/>
+      <w:pPr>
+        <w:ind w:left="4320" w:hanging="180"/>
+      </w:pPr>
+    </w:lvl>
+    <w:lvl w:ilvl="6" w:tplc="FFFFFFFF" w:tentative="1">
+      <w:start w:val="1"/>
+      <w:numFmt w:val="decimal"/>
+      <w:lvlText w:val="%7."/>
+      <w:lvlJc w:val="left"/>
+      <w:pPr>
+        <w:ind w:left="5040" w:hanging="360"/>
+      </w:pPr>
+    </w:lvl>
+    <w:lvl w:ilvl="7" w:tplc="FFFFFFFF" w:tentative="1">
+      <w:start w:val="1"/>
+      <w:numFmt w:val="lowerLetter"/>
+      <w:lvlText w:val="%8."/>
+      <w:lvlJc w:val="left"/>
+      <w:pPr>
+        <w:ind w:left="5760" w:hanging="360"/>
+      </w:pPr>
+    </w:lvl>
+    <w:lvl w:ilvl="8" w:tplc="FFFFFFFF" w:tentative="1">
+      <w:start w:val="1"/>
+      <w:numFmt w:val="lowerRoman"/>
+      <w:lvlText w:val="%9."/>
+      <w:lvlJc w:val="right"/>
+      <w:pPr>
+        <w:ind w:left="6480" w:hanging="180"/>
+      </w:pPr>
+    </w:lvl>
+  </w:abstractNum>
+  <w:abstractNum w:abstractNumId="5" w15:restartNumberingAfterBreak="0">
     <w:nsid w:val="095B2129"/>
     <w:multiLevelType w:val="hybridMultilevel"/>
     <w:tmpl w:val="9E4429D4"/>
@@ -2467,10 +2559,188 @@
       </w:rPr>
     </w:lvl>
   </w:abstractNum>
-  <w:abstractNum w:abstractNumId="4" w15:restartNumberingAfterBreak="0">
+  <w:abstractNum w:abstractNumId="6" w15:restartNumberingAfterBreak="0">
+    <w:nsid w:val="0C996ED1"/>
+    <w:multiLevelType w:val="hybridMultilevel"/>
+    <w:tmpl w:val="4476C69C"/>
+    <w:lvl w:ilvl="0" w:tplc="4009000B">
+      <w:start w:val="1"/>
+      <w:numFmt w:val="bullet"/>
+      <w:lvlText w:val=""/>
+      <w:lvlJc w:val="left"/>
+      <w:pPr>
+        <w:ind w:left="720" w:hanging="360"/>
+      </w:pPr>
+      <w:rPr>
+        <w:rFonts w:ascii="Wingdings" w:hAnsi="Wingdings" w:hint="default"/>
+      </w:rPr>
+    </w:lvl>
+    <w:lvl w:ilvl="1" w:tplc="FFFFFFFF" w:tentative="1">
+      <w:start w:val="1"/>
+      <w:numFmt w:val="lowerLetter"/>
+      <w:lvlText w:val="%2."/>
+      <w:lvlJc w:val="left"/>
+      <w:pPr>
+        <w:ind w:left="1440" w:hanging="360"/>
+      </w:pPr>
+    </w:lvl>
+    <w:lvl w:ilvl="2" w:tplc="FFFFFFFF" w:tentative="1">
+      <w:start w:val="1"/>
+      <w:numFmt w:val="lowerRoman"/>
+      <w:lvlText w:val="%3."/>
+      <w:lvlJc w:val="right"/>
+      <w:pPr>
+        <w:ind w:left="2160" w:hanging="180"/>
+      </w:pPr>
+    </w:lvl>
+    <w:lvl w:ilvl="3" w:tplc="FFFFFFFF" w:tentative="1">
+      <w:start w:val="1"/>
+      <w:numFmt w:val="decimal"/>
+      <w:lvlText w:val="%4."/>
+      <w:lvlJc w:val="left"/>
+      <w:pPr>
+        <w:ind w:left="2880" w:hanging="360"/>
+      </w:pPr>
+    </w:lvl>
+    <w:lvl w:ilvl="4" w:tplc="FFFFFFFF" w:tentative="1">
+      <w:start w:val="1"/>
+      <w:numFmt w:val="lowerLetter"/>
+      <w:lvlText w:val="%5."/>
+      <w:lvlJc w:val="left"/>
+      <w:pPr>
+        <w:ind w:left="3600" w:hanging="360"/>
+      </w:pPr>
+    </w:lvl>
+    <w:lvl w:ilvl="5" w:tplc="FFFFFFFF" w:tentative="1">
+      <w:start w:val="1"/>
+      <w:numFmt w:val="lowerRoman"/>
+      <w:lvlText w:val="%6."/>
+      <w:lvlJc w:val="right"/>
+      <w:pPr>
+        <w:ind w:left="4320" w:hanging="180"/>
+      </w:pPr>
+    </w:lvl>
+    <w:lvl w:ilvl="6" w:tplc="FFFFFFFF" w:tentative="1">
+      <w:start w:val="1"/>
+      <w:numFmt w:val="decimal"/>
+      <w:lvlText w:val="%7."/>
+      <w:lvlJc w:val="left"/>
+      <w:pPr>
+        <w:ind w:left="5040" w:hanging="360"/>
+      </w:pPr>
+    </w:lvl>
+    <w:lvl w:ilvl="7" w:tplc="FFFFFFFF" w:tentative="1">
+      <w:start w:val="1"/>
+      <w:numFmt w:val="lowerLetter"/>
+      <w:lvlText w:val="%8."/>
+      <w:lvlJc w:val="left"/>
+      <w:pPr>
+        <w:ind w:left="5760" w:hanging="360"/>
+      </w:pPr>
+    </w:lvl>
+    <w:lvl w:ilvl="8" w:tplc="FFFFFFFF" w:tentative="1">
+      <w:start w:val="1"/>
+      <w:numFmt w:val="lowerRoman"/>
+      <w:lvlText w:val="%9."/>
+      <w:lvlJc w:val="right"/>
+      <w:pPr>
+        <w:ind w:left="6480" w:hanging="180"/>
+      </w:pPr>
+    </w:lvl>
+  </w:abstractNum>
+  <w:abstractNum w:abstractNumId="7" w15:restartNumberingAfterBreak="0">
+    <w:nsid w:val="11B8659F"/>
+    <w:multiLevelType w:val="hybridMultilevel"/>
+    <w:tmpl w:val="69789FB6"/>
+    <w:lvl w:ilvl="0" w:tplc="4009000D">
+      <w:start w:val="1"/>
+      <w:numFmt w:val="bullet"/>
+      <w:lvlText w:val=""/>
+      <w:lvlJc w:val="left"/>
+      <w:pPr>
+        <w:ind w:left="720" w:hanging="360"/>
+      </w:pPr>
+      <w:rPr>
+        <w:rFonts w:ascii="Wingdings" w:hAnsi="Wingdings" w:hint="default"/>
+      </w:rPr>
+    </w:lvl>
+    <w:lvl w:ilvl="1" w:tplc="FFFFFFFF" w:tentative="1">
+      <w:start w:val="1"/>
+      <w:numFmt w:val="lowerLetter"/>
+      <w:lvlText w:val="%2."/>
+      <w:lvlJc w:val="left"/>
+      <w:pPr>
+        <w:ind w:left="1440" w:hanging="360"/>
+      </w:pPr>
+    </w:lvl>
+    <w:lvl w:ilvl="2" w:tplc="FFFFFFFF" w:tentative="1">
+      <w:start w:val="1"/>
+      <w:numFmt w:val="lowerRoman"/>
+      <w:lvlText w:val="%3."/>
+      <w:lvlJc w:val="right"/>
+      <w:pPr>
+        <w:ind w:left="2160" w:hanging="180"/>
+      </w:pPr>
+    </w:lvl>
+    <w:lvl w:ilvl="3" w:tplc="FFFFFFFF" w:tentative="1">
+      <w:start w:val="1"/>
+      <w:numFmt w:val="decimal"/>
+      <w:lvlText w:val="%4."/>
+      <w:lvlJc w:val="left"/>
+      <w:pPr>
+        <w:ind w:left="2880" w:hanging="360"/>
+      </w:pPr>
+    </w:lvl>
+    <w:lvl w:ilvl="4" w:tplc="FFFFFFFF" w:tentative="1">
+      <w:start w:val="1"/>
+      <w:numFmt w:val="lowerLetter"/>
+      <w:lvlText w:val="%5."/>
+      <w:lvlJc w:val="left"/>
+      <w:pPr>
+        <w:ind w:left="3600" w:hanging="360"/>
+      </w:pPr>
+    </w:lvl>
+    <w:lvl w:ilvl="5" w:tplc="FFFFFFFF" w:tentative="1">
+      <w:start w:val="1"/>
+      <w:numFmt w:val="lowerRoman"/>
+      <w:lvlText w:val="%6."/>
+      <w:lvlJc w:val="right"/>
+      <w:pPr>
+        <w:ind w:left="4320" w:hanging="180"/>
+      </w:pPr>
+    </w:lvl>
+    <w:lvl w:ilvl="6" w:tplc="FFFFFFFF" w:tentative="1">
+      <w:start w:val="1"/>
+      <w:numFmt w:val="decimal"/>
+      <w:lvlText w:val="%7."/>
+      <w:lvlJc w:val="left"/>
+      <w:pPr>
+        <w:ind w:left="5040" w:hanging="360"/>
+      </w:pPr>
+    </w:lvl>
+    <w:lvl w:ilvl="7" w:tplc="FFFFFFFF" w:tentative="1">
+      <w:start w:val="1"/>
+      <w:numFmt w:val="lowerLetter"/>
+      <w:lvlText w:val="%8."/>
+      <w:lvlJc w:val="left"/>
+      <w:pPr>
+        <w:ind w:left="5760" w:hanging="360"/>
+      </w:pPr>
+    </w:lvl>
+    <w:lvl w:ilvl="8" w:tplc="FFFFFFFF" w:tentative="1">
+      <w:start w:val="1"/>
+      <w:numFmt w:val="lowerRoman"/>
+      <w:lvlText w:val="%9."/>
+      <w:lvlJc w:val="right"/>
+      <w:pPr>
+        <w:ind w:left="6480" w:hanging="180"/>
+      </w:pPr>
+    </w:lvl>
+  </w:abstractNum>
+  <w:abstractNum w:abstractNumId="8" w15:restartNumberingAfterBreak="0">
     <w:nsid w:val="12EE585D"/>
     <w:multiLevelType w:val="hybridMultilevel"/>
-    <w:tmpl w:val="4016DA84"/>
+    <w:tmpl w:val="601C6F22"/>
     <w:lvl w:ilvl="0" w:tplc="4009000B">
       <w:start w:val="1"/>
       <w:numFmt w:val="bullet"/>
@@ -2580,14 +2850,14 @@
       </w:rPr>
     </w:lvl>
   </w:abstractNum>
-  <w:abstractNum w:abstractNumId="5" w15:restartNumberingAfterBreak="0">
+  <w:abstractNum w:abstractNumId="9" w15:restartNumberingAfterBreak="0">
     <w:nsid w:val="15CC6032"/>
     <w:multiLevelType w:val="hybridMultilevel"/>
-    <w:tmpl w:val="43CEA476"/>
-    <w:lvl w:ilvl="0" w:tplc="4009000D">
-      <w:start w:val="1"/>
-      <w:numFmt w:val="bullet"/>
-      <w:lvlText w:val=""/>
+    <w:tmpl w:val="A6EC3DB2"/>
+    <w:lvl w:ilvl="0" w:tplc="40090005">
+      <w:start w:val="1"/>
+      <w:numFmt w:val="bullet"/>
+      <w:lvlText w:val=""/>
       <w:lvlJc w:val="left"/>
       <w:pPr>
         <w:ind w:left="720" w:hanging="360"/>
@@ -2693,7 +2963,7 @@
       </w:rPr>
     </w:lvl>
   </w:abstractNum>
-  <w:abstractNum w:abstractNumId="6" w15:restartNumberingAfterBreak="0">
+  <w:abstractNum w:abstractNumId="10" w15:restartNumberingAfterBreak="0">
     <w:nsid w:val="220318B0"/>
     <w:multiLevelType w:val="hybridMultilevel"/>
     <w:tmpl w:val="B7F842A6"/>
@@ -2806,7 +3076,7 @@
       </w:rPr>
     </w:lvl>
   </w:abstractNum>
-  <w:abstractNum w:abstractNumId="7" w15:restartNumberingAfterBreak="0">
+  <w:abstractNum w:abstractNumId="11" w15:restartNumberingAfterBreak="0">
     <w:nsid w:val="240D4B35"/>
     <w:multiLevelType w:val="hybridMultilevel"/>
     <w:tmpl w:val="F27661D2"/>
@@ -2919,7 +3189,7 @@
       </w:rPr>
     </w:lvl>
   </w:abstractNum>
-  <w:abstractNum w:abstractNumId="8" w15:restartNumberingAfterBreak="0">
+  <w:abstractNum w:abstractNumId="12" w15:restartNumberingAfterBreak="0">
     <w:nsid w:val="24A0536E"/>
     <w:multiLevelType w:val="hybridMultilevel"/>
     <w:tmpl w:val="C964B678"/>
@@ -3032,7 +3302,7 @@
       </w:rPr>
     </w:lvl>
   </w:abstractNum>
-  <w:abstractNum w:abstractNumId="9" w15:restartNumberingAfterBreak="0">
+  <w:abstractNum w:abstractNumId="13" w15:restartNumberingAfterBreak="0">
     <w:nsid w:val="27CE3EF7"/>
     <w:multiLevelType w:val="hybridMultilevel"/>
     <w:tmpl w:val="7922A706"/>
@@ -3145,7 +3415,7 @@
       </w:rPr>
     </w:lvl>
   </w:abstractNum>
-  <w:abstractNum w:abstractNumId="10" w15:restartNumberingAfterBreak="0">
+  <w:abstractNum w:abstractNumId="14" w15:restartNumberingAfterBreak="0">
     <w:nsid w:val="2A6E0508"/>
     <w:multiLevelType w:val="hybridMultilevel"/>
     <w:tmpl w:val="50B0F872"/>
@@ -3258,7 +3528,7 @@
       </w:rPr>
     </w:lvl>
   </w:abstractNum>
-  <w:abstractNum w:abstractNumId="11" w15:restartNumberingAfterBreak="0">
+  <w:abstractNum w:abstractNumId="15" w15:restartNumberingAfterBreak="0">
     <w:nsid w:val="37CF369C"/>
     <w:multiLevelType w:val="hybridMultilevel"/>
     <w:tmpl w:val="82765F58"/>
@@ -3371,7 +3641,7 @@
       </w:rPr>
     </w:lvl>
   </w:abstractNum>
-  <w:abstractNum w:abstractNumId="12" w15:restartNumberingAfterBreak="0">
+  <w:abstractNum w:abstractNumId="16" w15:restartNumberingAfterBreak="0">
     <w:nsid w:val="3A4B21EC"/>
     <w:multiLevelType w:val="hybridMultilevel"/>
     <w:tmpl w:val="37AAEC46"/>
@@ -3457,7 +3727,7 @@
       </w:pPr>
     </w:lvl>
   </w:abstractNum>
-  <w:abstractNum w:abstractNumId="13" w15:restartNumberingAfterBreak="0">
+  <w:abstractNum w:abstractNumId="17" w15:restartNumberingAfterBreak="0">
     <w:nsid w:val="3F9D24C3"/>
     <w:multiLevelType w:val="hybridMultilevel"/>
     <w:tmpl w:val="2780DFA6"/>
@@ -3570,7 +3840,7 @@
       </w:rPr>
     </w:lvl>
   </w:abstractNum>
-  <w:abstractNum w:abstractNumId="14" w15:restartNumberingAfterBreak="0">
+  <w:abstractNum w:abstractNumId="18" w15:restartNumberingAfterBreak="0">
     <w:nsid w:val="489D6511"/>
     <w:multiLevelType w:val="hybridMultilevel"/>
     <w:tmpl w:val="D7882DA4"/>
@@ -3683,7 +3953,7 @@
       </w:rPr>
     </w:lvl>
   </w:abstractNum>
-  <w:abstractNum w:abstractNumId="15" w15:restartNumberingAfterBreak="0">
+  <w:abstractNum w:abstractNumId="19" w15:restartNumberingAfterBreak="0">
     <w:nsid w:val="4AAF7172"/>
     <w:multiLevelType w:val="hybridMultilevel"/>
     <w:tmpl w:val="CC2C4CBE"/>
@@ -3773,7 +4043,7 @@
       </w:pPr>
     </w:lvl>
   </w:abstractNum>
-  <w:abstractNum w:abstractNumId="16" w15:restartNumberingAfterBreak="0">
+  <w:abstractNum w:abstractNumId="20" w15:restartNumberingAfterBreak="0">
     <w:nsid w:val="4FF23E5E"/>
     <w:multiLevelType w:val="hybridMultilevel"/>
     <w:tmpl w:val="D518A5DE"/>
@@ -3859,7 +4129,7 @@
       </w:pPr>
     </w:lvl>
   </w:abstractNum>
-  <w:abstractNum w:abstractNumId="17" w15:restartNumberingAfterBreak="0">
+  <w:abstractNum w:abstractNumId="21" w15:restartNumberingAfterBreak="0">
     <w:nsid w:val="512B2DEB"/>
     <w:multiLevelType w:val="multilevel"/>
     <w:tmpl w:val="B8F8B268"/>
@@ -3972,7 +4242,7 @@
       </w:pPr>
     </w:lvl>
   </w:abstractNum>
-  <w:abstractNum w:abstractNumId="18" w15:restartNumberingAfterBreak="0">
+  <w:abstractNum w:abstractNumId="22" w15:restartNumberingAfterBreak="0">
     <w:nsid w:val="553921BA"/>
     <w:multiLevelType w:val="hybridMultilevel"/>
     <w:tmpl w:val="28189520"/>
@@ -4085,7 +4355,7 @@
       </w:rPr>
     </w:lvl>
   </w:abstractNum>
-  <w:abstractNum w:abstractNumId="19" w15:restartNumberingAfterBreak="0">
+  <w:abstractNum w:abstractNumId="23" w15:restartNumberingAfterBreak="0">
     <w:nsid w:val="59184525"/>
     <w:multiLevelType w:val="hybridMultilevel"/>
     <w:tmpl w:val="BA2EEB26"/>
@@ -4095,7 +4365,7 @@
       <w:lvlText w:val=""/>
       <w:lvlJc w:val="left"/>
       <w:pPr>
-        <w:ind w:left="360" w:hanging="360"/>
+        <w:ind w:left="1080" w:hanging="360"/>
       </w:pPr>
       <w:rPr>
         <w:rFonts w:ascii="Wingdings" w:hAnsi="Wingdings" w:hint="default"/>
@@ -4107,7 +4377,7 @@
       <w:lvlText w:val="o"/>
       <w:lvlJc w:val="left"/>
       <w:pPr>
-        <w:ind w:left="1080" w:hanging="360"/>
+        <w:ind w:left="1800" w:hanging="360"/>
       </w:pPr>
       <w:rPr>
         <w:rFonts w:ascii="Courier New" w:hAnsi="Courier New" w:cs="Courier New" w:hint="default"/>
@@ -4119,7 +4389,7 @@
       <w:lvlText w:val=""/>
       <w:lvlJc w:val="left"/>
       <w:pPr>
-        <w:ind w:left="1800" w:hanging="360"/>
+        <w:ind w:left="2520" w:hanging="360"/>
       </w:pPr>
       <w:rPr>
         <w:rFonts w:ascii="Wingdings" w:hAnsi="Wingdings" w:hint="default"/>
@@ -4131,7 +4401,7 @@
       <w:lvlText w:val=""/>
       <w:lvlJc w:val="left"/>
       <w:pPr>
-        <w:ind w:left="2520" w:hanging="360"/>
+        <w:ind w:left="3240" w:hanging="360"/>
       </w:pPr>
       <w:rPr>
         <w:rFonts w:ascii="Symbol" w:hAnsi="Symbol" w:hint="default"/>
@@ -4143,7 +4413,7 @@
       <w:lvlText w:val="o"/>
       <w:lvlJc w:val="left"/>
       <w:pPr>
-        <w:ind w:left="3240" w:hanging="360"/>
+        <w:ind w:left="3960" w:hanging="360"/>
       </w:pPr>
       <w:rPr>
         <w:rFonts w:ascii="Courier New" w:hAnsi="Courier New" w:cs="Courier New" w:hint="default"/>
@@ -4155,7 +4425,7 @@
       <w:lvlText w:val=""/>
       <w:lvlJc w:val="left"/>
       <w:pPr>
-        <w:ind w:left="3960" w:hanging="360"/>
+        <w:ind w:left="4680" w:hanging="360"/>
       </w:pPr>
       <w:rPr>
         <w:rFonts w:ascii="Wingdings" w:hAnsi="Wingdings" w:hint="default"/>
@@ -4167,7 +4437,7 @@
       <w:lvlText w:val=""/>
       <w:lvlJc w:val="left"/>
       <w:pPr>
-        <w:ind w:left="4680" w:hanging="360"/>
+        <w:ind w:left="5400" w:hanging="360"/>
       </w:pPr>
       <w:rPr>
         <w:rFonts w:ascii="Symbol" w:hAnsi="Symbol" w:hint="default"/>
@@ -4179,7 +4449,7 @@
       <w:lvlText w:val="o"/>
       <w:lvlJc w:val="left"/>
       <w:pPr>
-        <w:ind w:left="5400" w:hanging="360"/>
+        <w:ind w:left="6120" w:hanging="360"/>
       </w:pPr>
       <w:rPr>
         <w:rFonts w:ascii="Courier New" w:hAnsi="Courier New" w:cs="Courier New" w:hint="default"/>
@@ -4191,14 +4461,14 @@
       <w:lvlText w:val=""/>
       <w:lvlJc w:val="left"/>
       <w:pPr>
-        <w:ind w:left="6120" w:hanging="360"/>
+        <w:ind w:left="6840" w:hanging="360"/>
       </w:pPr>
       <w:rPr>
         <w:rFonts w:ascii="Wingdings" w:hAnsi="Wingdings" w:hint="default"/>
       </w:rPr>
     </w:lvl>
   </w:abstractNum>
-  <w:abstractNum w:abstractNumId="20" w15:restartNumberingAfterBreak="0">
+  <w:abstractNum w:abstractNumId="24" w15:restartNumberingAfterBreak="0">
     <w:nsid w:val="6093236A"/>
     <w:multiLevelType w:val="hybridMultilevel"/>
     <w:tmpl w:val="5D4497EA"/>
@@ -4311,7 +4581,7 @@
       </w:rPr>
     </w:lvl>
   </w:abstractNum>
-  <w:abstractNum w:abstractNumId="21" w15:restartNumberingAfterBreak="0">
+  <w:abstractNum w:abstractNumId="25" w15:restartNumberingAfterBreak="0">
     <w:nsid w:val="61FA788D"/>
     <w:multiLevelType w:val="hybridMultilevel"/>
     <w:tmpl w:val="3CF6FE78"/>
@@ -4424,7 +4694,7 @@
       </w:rPr>
     </w:lvl>
   </w:abstractNum>
-  <w:abstractNum w:abstractNumId="22" w15:restartNumberingAfterBreak="0">
+  <w:abstractNum w:abstractNumId="26" w15:restartNumberingAfterBreak="0">
     <w:nsid w:val="63422DE4"/>
     <w:multiLevelType w:val="hybridMultilevel"/>
     <w:tmpl w:val="A502D05A"/>
@@ -4537,7 +4807,7 @@
       </w:rPr>
     </w:lvl>
   </w:abstractNum>
-  <w:abstractNum w:abstractNumId="23" w15:restartNumberingAfterBreak="0">
+  <w:abstractNum w:abstractNumId="27" w15:restartNumberingAfterBreak="0">
     <w:nsid w:val="68706CCD"/>
     <w:multiLevelType w:val="hybridMultilevel"/>
     <w:tmpl w:val="6100CF3E"/>
@@ -4650,7 +4920,7 @@
       </w:rPr>
     </w:lvl>
   </w:abstractNum>
-  <w:abstractNum w:abstractNumId="24" w15:restartNumberingAfterBreak="0">
+  <w:abstractNum w:abstractNumId="28" w15:restartNumberingAfterBreak="0">
     <w:nsid w:val="6EF86061"/>
     <w:multiLevelType w:val="hybridMultilevel"/>
     <w:tmpl w:val="6F74108C"/>
@@ -4763,7 +5033,7 @@
       </w:rPr>
     </w:lvl>
   </w:abstractNum>
-  <w:abstractNum w:abstractNumId="25" w15:restartNumberingAfterBreak="0">
+  <w:abstractNum w:abstractNumId="29" w15:restartNumberingAfterBreak="0">
     <w:nsid w:val="71E415F9"/>
     <w:multiLevelType w:val="hybridMultilevel"/>
     <w:tmpl w:val="2724E102"/>
@@ -4773,7 +5043,7 @@
       <w:lvlText w:val=""/>
       <w:lvlJc w:val="left"/>
       <w:pPr>
-        <w:ind w:left="2082" w:hanging="360"/>
+        <w:ind w:left="2628" w:hanging="360"/>
       </w:pPr>
       <w:rPr>
         <w:rFonts w:ascii="Wingdings" w:hAnsi="Wingdings" w:hint="default"/>
@@ -4785,7 +5055,7 @@
       <w:lvlText w:val="o"/>
       <w:lvlJc w:val="left"/>
       <w:pPr>
-        <w:ind w:left="2802" w:hanging="360"/>
+        <w:ind w:left="3348" w:hanging="360"/>
       </w:pPr>
       <w:rPr>
         <w:rFonts w:ascii="Courier New" w:hAnsi="Courier New" w:cs="Courier New" w:hint="default"/>
@@ -4797,7 +5067,7 @@
       <w:lvlText w:val=""/>
       <w:lvlJc w:val="left"/>
       <w:pPr>
-        <w:ind w:left="3522" w:hanging="360"/>
+        <w:ind w:left="4068" w:hanging="360"/>
       </w:pPr>
       <w:rPr>
         <w:rFonts w:ascii="Wingdings" w:hAnsi="Wingdings" w:hint="default"/>
@@ -4809,7 +5079,7 @@
       <w:lvlText w:val=""/>
       <w:lvlJc w:val="left"/>
       <w:pPr>
-        <w:ind w:left="4242" w:hanging="360"/>
+        <w:ind w:left="4788" w:hanging="360"/>
       </w:pPr>
       <w:rPr>
         <w:rFonts w:ascii="Symbol" w:hAnsi="Symbol" w:hint="default"/>
@@ -4821,7 +5091,7 @@
       <w:lvlText w:val="o"/>
       <w:lvlJc w:val="left"/>
       <w:pPr>
-        <w:ind w:left="4962" w:hanging="360"/>
+        <w:ind w:left="5508" w:hanging="360"/>
       </w:pPr>
       <w:rPr>
         <w:rFonts w:ascii="Courier New" w:hAnsi="Courier New" w:cs="Courier New" w:hint="default"/>
@@ -4833,7 +5103,7 @@
       <w:lvlText w:val=""/>
       <w:lvlJc w:val="left"/>
       <w:pPr>
-        <w:ind w:left="5682" w:hanging="360"/>
+        <w:ind w:left="6228" w:hanging="360"/>
       </w:pPr>
       <w:rPr>
         <w:rFonts w:ascii="Wingdings" w:hAnsi="Wingdings" w:hint="default"/>
@@ -4845,7 +5115,7 @@
       <w:lvlText w:val=""/>
       <w:lvlJc w:val="left"/>
       <w:pPr>
-        <w:ind w:left="6402" w:hanging="360"/>
+        <w:ind w:left="6948" w:hanging="360"/>
       </w:pPr>
       <w:rPr>
         <w:rFonts w:ascii="Symbol" w:hAnsi="Symbol" w:hint="default"/>
@@ -4857,7 +5127,7 @@
       <w:lvlText w:val="o"/>
       <w:lvlJc w:val="left"/>
       <w:pPr>
-        <w:ind w:left="7122" w:hanging="360"/>
+        <w:ind w:left="7668" w:hanging="360"/>
       </w:pPr>
       <w:rPr>
         <w:rFonts w:ascii="Courier New" w:hAnsi="Courier New" w:cs="Courier New" w:hint="default"/>
@@ -4869,14 +5139,14 @@
       <w:lvlText w:val=""/>
       <w:lvlJc w:val="left"/>
       <w:pPr>
-        <w:ind w:left="7842" w:hanging="360"/>
+        <w:ind w:left="8388" w:hanging="360"/>
       </w:pPr>
       <w:rPr>
         <w:rFonts w:ascii="Wingdings" w:hAnsi="Wingdings" w:hint="default"/>
       </w:rPr>
     </w:lvl>
   </w:abstractNum>
-  <w:abstractNum w:abstractNumId="26" w15:restartNumberingAfterBreak="0">
+  <w:abstractNum w:abstractNumId="30" w15:restartNumberingAfterBreak="0">
     <w:nsid w:val="72FA23F8"/>
     <w:multiLevelType w:val="hybridMultilevel"/>
     <w:tmpl w:val="422CE3A2"/>
@@ -4962,7 +5232,7 @@
       </w:pPr>
     </w:lvl>
   </w:abstractNum>
-  <w:abstractNum w:abstractNumId="27" w15:restartNumberingAfterBreak="0">
+  <w:abstractNum w:abstractNumId="31" w15:restartNumberingAfterBreak="0">
     <w:nsid w:val="74AE7FDA"/>
     <w:multiLevelType w:val="hybridMultilevel"/>
     <w:tmpl w:val="60E24FC0"/>
@@ -5075,89 +5345,217 @@
       </w:rPr>
     </w:lvl>
   </w:abstractNum>
+  <w:abstractNum w:abstractNumId="32" w15:restartNumberingAfterBreak="0">
+    <w:nsid w:val="7832692C"/>
+    <w:multiLevelType w:val="hybridMultilevel"/>
+    <w:tmpl w:val="F22AEECE"/>
+    <w:lvl w:ilvl="0" w:tplc="61DC8AEA">
+      <w:start w:val="1"/>
+      <w:numFmt w:val="bullet"/>
+      <w:lvlText w:val="o"/>
+      <w:lvlJc w:val="left"/>
+      <w:pPr>
+        <w:ind w:left="1080" w:hanging="360"/>
+      </w:pPr>
+      <w:rPr>
+        <w:rFonts w:ascii="Courier New" w:hAnsi="Courier New" w:hint="default"/>
+      </w:rPr>
+    </w:lvl>
+    <w:lvl w:ilvl="1" w:tplc="FFFFFFFF" w:tentative="1">
+      <w:start w:val="1"/>
+      <w:numFmt w:val="bullet"/>
+      <w:lvlText w:val="o"/>
+      <w:lvlJc w:val="left"/>
+      <w:pPr>
+        <w:ind w:left="1800" w:hanging="360"/>
+      </w:pPr>
+      <w:rPr>
+        <w:rFonts w:ascii="Courier New" w:hAnsi="Courier New" w:cs="Courier New" w:hint="default"/>
+      </w:rPr>
+    </w:lvl>
+    <w:lvl w:ilvl="2" w:tplc="FFFFFFFF" w:tentative="1">
+      <w:start w:val="1"/>
+      <w:numFmt w:val="bullet"/>
+      <w:lvlText w:val=""/>
+      <w:lvlJc w:val="left"/>
+      <w:pPr>
+        <w:ind w:left="2520" w:hanging="360"/>
+      </w:pPr>
+      <w:rPr>
+        <w:rFonts w:ascii="Wingdings" w:hAnsi="Wingdings" w:hint="default"/>
+      </w:rPr>
+    </w:lvl>
+    <w:lvl w:ilvl="3" w:tplc="FFFFFFFF" w:tentative="1">
+      <w:start w:val="1"/>
+      <w:numFmt w:val="bullet"/>
+      <w:lvlText w:val=""/>
+      <w:lvlJc w:val="left"/>
+      <w:pPr>
+        <w:ind w:left="3240" w:hanging="360"/>
+      </w:pPr>
+      <w:rPr>
+        <w:rFonts w:ascii="Symbol" w:hAnsi="Symbol" w:hint="default"/>
+      </w:rPr>
+    </w:lvl>
+    <w:lvl w:ilvl="4" w:tplc="FFFFFFFF" w:tentative="1">
+      <w:start w:val="1"/>
+      <w:numFmt w:val="bullet"/>
+      <w:lvlText w:val="o"/>
+      <w:lvlJc w:val="left"/>
+      <w:pPr>
+        <w:ind w:left="3960" w:hanging="360"/>
+      </w:pPr>
+      <w:rPr>
+        <w:rFonts w:ascii="Courier New" w:hAnsi="Courier New" w:cs="Courier New" w:hint="default"/>
+      </w:rPr>
+    </w:lvl>
+    <w:lvl w:ilvl="5" w:tplc="FFFFFFFF" w:tentative="1">
+      <w:start w:val="1"/>
+      <w:numFmt w:val="bullet"/>
+      <w:lvlText w:val=""/>
+      <w:lvlJc w:val="left"/>
+      <w:pPr>
+        <w:ind w:left="4680" w:hanging="360"/>
+      </w:pPr>
+      <w:rPr>
+        <w:rFonts w:ascii="Wingdings" w:hAnsi="Wingdings" w:hint="default"/>
+      </w:rPr>
+    </w:lvl>
+    <w:lvl w:ilvl="6" w:tplc="FFFFFFFF" w:tentative="1">
+      <w:start w:val="1"/>
+      <w:numFmt w:val="bullet"/>
+      <w:lvlText w:val=""/>
+      <w:lvlJc w:val="left"/>
+      <w:pPr>
+        <w:ind w:left="5400" w:hanging="360"/>
+      </w:pPr>
+      <w:rPr>
+        <w:rFonts w:ascii="Symbol" w:hAnsi="Symbol" w:hint="default"/>
+      </w:rPr>
+    </w:lvl>
+    <w:lvl w:ilvl="7" w:tplc="FFFFFFFF" w:tentative="1">
+      <w:start w:val="1"/>
+      <w:numFmt w:val="bullet"/>
+      <w:lvlText w:val="o"/>
+      <w:lvlJc w:val="left"/>
+      <w:pPr>
+        <w:ind w:left="6120" w:hanging="360"/>
+      </w:pPr>
+      <w:rPr>
+        <w:rFonts w:ascii="Courier New" w:hAnsi="Courier New" w:cs="Courier New" w:hint="default"/>
+      </w:rPr>
+    </w:lvl>
+    <w:lvl w:ilvl="8" w:tplc="FFFFFFFF" w:tentative="1">
+      <w:start w:val="1"/>
+      <w:numFmt w:val="bullet"/>
+      <w:lvlText w:val=""/>
+      <w:lvlJc w:val="left"/>
+      <w:pPr>
+        <w:ind w:left="6840" w:hanging="360"/>
+      </w:pPr>
+      <w:rPr>
+        <w:rFonts w:ascii="Wingdings" w:hAnsi="Wingdings" w:hint="default"/>
+      </w:rPr>
+    </w:lvl>
+  </w:abstractNum>
   <w:num w:numId="1" w16cid:durableId="1543831703">
+    <w:abstractNumId w:val="21"/>
+  </w:num>
+  <w:num w:numId="2" w16cid:durableId="1485970729">
+    <w:abstractNumId w:val="25"/>
+  </w:num>
+  <w:num w:numId="3" w16cid:durableId="392198015">
+    <w:abstractNumId w:val="11"/>
+  </w:num>
+  <w:num w:numId="4" w16cid:durableId="1143766060">
+    <w:abstractNumId w:val="5"/>
+  </w:num>
+  <w:num w:numId="5" w16cid:durableId="592011637">
+    <w:abstractNumId w:val="3"/>
+  </w:num>
+  <w:num w:numId="6" w16cid:durableId="1197043275">
+    <w:abstractNumId w:val="30"/>
+  </w:num>
+  <w:num w:numId="7" w16cid:durableId="475680073">
     <w:abstractNumId w:val="17"/>
   </w:num>
-  <w:num w:numId="2" w16cid:durableId="1485970729">
-    <w:abstractNumId w:val="21"/>
+  <w:num w:numId="8" w16cid:durableId="1967615647">
+    <w:abstractNumId w:val="13"/>
   </w:num>
-  <w:num w:numId="3" w16cid:durableId="392198015">
+  <w:num w:numId="9" w16cid:durableId="1688671759">
+    <w:abstractNumId w:val="24"/>
+  </w:num>
+  <w:num w:numId="10" w16cid:durableId="460152102">
+    <w:abstractNumId w:val="20"/>
+  </w:num>
+  <w:num w:numId="11" w16cid:durableId="586502634">
+    <w:abstractNumId w:val="19"/>
+  </w:num>
+  <w:num w:numId="12" w16cid:durableId="346563489">
+    <w:abstractNumId w:val="8"/>
+  </w:num>
+  <w:num w:numId="13" w16cid:durableId="390886681">
+    <w:abstractNumId w:val="1"/>
+  </w:num>
+  <w:num w:numId="14" w16cid:durableId="1484928638">
+    <w:abstractNumId w:val="16"/>
+  </w:num>
+  <w:num w:numId="15" w16cid:durableId="162087119">
+    <w:abstractNumId w:val="31"/>
+  </w:num>
+  <w:num w:numId="16" w16cid:durableId="1420054876">
+    <w:abstractNumId w:val="29"/>
+  </w:num>
+  <w:num w:numId="17" w16cid:durableId="1560284396">
+    <w:abstractNumId w:val="28"/>
+  </w:num>
+  <w:num w:numId="18" w16cid:durableId="40978386">
+    <w:abstractNumId w:val="9"/>
+  </w:num>
+  <w:num w:numId="19" w16cid:durableId="728499455">
+    <w:abstractNumId w:val="22"/>
+  </w:num>
+  <w:num w:numId="20" w16cid:durableId="70273536">
+    <w:abstractNumId w:val="14"/>
+  </w:num>
+  <w:num w:numId="21" w16cid:durableId="1210193327">
+    <w:abstractNumId w:val="10"/>
+  </w:num>
+  <w:num w:numId="22" w16cid:durableId="1719471820">
+    <w:abstractNumId w:val="26"/>
+  </w:num>
+  <w:num w:numId="23" w16cid:durableId="1524398688">
+    <w:abstractNumId w:val="2"/>
+  </w:num>
+  <w:num w:numId="24" w16cid:durableId="16320140">
+    <w:abstractNumId w:val="18"/>
+  </w:num>
+  <w:num w:numId="25" w16cid:durableId="1115832633">
+    <w:abstractNumId w:val="27"/>
+  </w:num>
+  <w:num w:numId="26" w16cid:durableId="201017797">
+    <w:abstractNumId w:val="23"/>
+  </w:num>
+  <w:num w:numId="27" w16cid:durableId="604653596">
+    <w:abstractNumId w:val="12"/>
+  </w:num>
+  <w:num w:numId="28" w16cid:durableId="871721548">
+    <w:abstractNumId w:val="15"/>
+  </w:num>
+  <w:num w:numId="29" w16cid:durableId="1552107335">
     <w:abstractNumId w:val="7"/>
   </w:num>
-  <w:num w:numId="4" w16cid:durableId="1143766060">
-    <w:abstractNumId w:val="3"/>
+  <w:num w:numId="30" w16cid:durableId="661734148">
+    <w:abstractNumId w:val="6"/>
   </w:num>
-  <w:num w:numId="5" w16cid:durableId="592011637">
-    <w:abstractNumId w:val="2"/>
-  </w:num>
-  <w:num w:numId="6" w16cid:durableId="1197043275">
-    <w:abstractNumId w:val="26"/>
-  </w:num>
-  <w:num w:numId="7" w16cid:durableId="475680073">
-    <w:abstractNumId w:val="13"/>
-  </w:num>
-  <w:num w:numId="8" w16cid:durableId="1967615647">
-    <w:abstractNumId w:val="9"/>
-  </w:num>
-  <w:num w:numId="9" w16cid:durableId="1688671759">
-    <w:abstractNumId w:val="20"/>
-  </w:num>
-  <w:num w:numId="10" w16cid:durableId="460152102">
-    <w:abstractNumId w:val="16"/>
-  </w:num>
-  <w:num w:numId="11" w16cid:durableId="586502634">
-    <w:abstractNumId w:val="15"/>
-  </w:num>
-  <w:num w:numId="12" w16cid:durableId="346563489">
+  <w:num w:numId="31" w16cid:durableId="1110467943">
     <w:abstractNumId w:val="4"/>
   </w:num>
-  <w:num w:numId="13" w16cid:durableId="390886681">
+  <w:num w:numId="32" w16cid:durableId="693464145">
     <w:abstractNumId w:val="0"/>
   </w:num>
-  <w:num w:numId="14" w16cid:durableId="1484928638">
-    <w:abstractNumId w:val="12"/>
-  </w:num>
-  <w:num w:numId="15" w16cid:durableId="162087119">
-    <w:abstractNumId w:val="27"/>
-  </w:num>
-  <w:num w:numId="16" w16cid:durableId="1420054876">
-    <w:abstractNumId w:val="25"/>
-  </w:num>
-  <w:num w:numId="17" w16cid:durableId="1560284396">
-    <w:abstractNumId w:val="24"/>
-  </w:num>
-  <w:num w:numId="18" w16cid:durableId="40978386">
-    <w:abstractNumId w:val="5"/>
-  </w:num>
-  <w:num w:numId="19" w16cid:durableId="728499455">
-    <w:abstractNumId w:val="18"/>
-  </w:num>
-  <w:num w:numId="20" w16cid:durableId="70273536">
-    <w:abstractNumId w:val="10"/>
-  </w:num>
-  <w:num w:numId="21" w16cid:durableId="1210193327">
-    <w:abstractNumId w:val="6"/>
-  </w:num>
-  <w:num w:numId="22" w16cid:durableId="1719471820">
-    <w:abstractNumId w:val="22"/>
-  </w:num>
-  <w:num w:numId="23" w16cid:durableId="1524398688">
-    <w:abstractNumId w:val="1"/>
-  </w:num>
-  <w:num w:numId="24" w16cid:durableId="16320140">
-    <w:abstractNumId w:val="14"/>
-  </w:num>
-  <w:num w:numId="25" w16cid:durableId="1115832633">
-    <w:abstractNumId w:val="23"/>
-  </w:num>
-  <w:num w:numId="26" w16cid:durableId="201017797">
-    <w:abstractNumId w:val="19"/>
-  </w:num>
-  <w:num w:numId="27" w16cid:durableId="604653596">
-    <w:abstractNumId w:val="8"/>
-  </w:num>
-  <w:num w:numId="28" w16cid:durableId="871721548">
-    <w:abstractNumId w:val="11"/>
+  <w:num w:numId="33" w16cid:durableId="2038457326">
+    <w:abstractNumId w:val="32"/>
   </w:num>
 </w:numbering>
 </file>
@@ -5765,6 +6163,7 @@
   <w:style w:type="character" w:default="1" w:styleId="DefaultParagraphFont">
     <w:name w:val="Default Paragraph Font"/>
     <w:uiPriority w:val="1"/>
+    <w:semiHidden/>
     <w:unhideWhenUsed/>
   </w:style>
   <w:style w:type="table" w:default="1" w:styleId="TableNormal">
